--- a/lessons/5-3/downloads/reveal/5.3-session-1-practice-form-b.docx
+++ b/lessons/5-3/downloads/reveal/5.3-session-1-practice-form-b.docx
@@ -15,7 +15,7 @@
         <w:rPr>
           <w:rFonts w:ascii="Avenir Next" w:hAnsi="Avenir Next" w:cs="Avenir Next" w:eastAsia="Avenir Next"/>
           <w:color w:val="1A1A1A"/>
-          <w:sz w:val="20"/>
+          <w:sz w:val="22"/>
           <w:szCs w:val="20"/>
         </w:rPr>
         <w:t xml:space="preserve">Name</w:t>
@@ -33,7 +33,7 @@
         <w:rPr>
           <w:rFonts w:ascii="Avenir Next" w:hAnsi="Avenir Next" w:cs="Avenir Next" w:eastAsia="Avenir Next"/>
           <w:color w:val="1A1A1A"/>
-          <w:sz w:val="20"/>
+          <w:sz w:val="22"/>
           <w:szCs w:val="20"/>
         </w:rPr>
         <w:t xml:space="preserve">   Date</w:t>
@@ -51,7 +51,7 @@
         <w:rPr>
           <w:rFonts w:ascii="Avenir Next" w:hAnsi="Avenir Next" w:cs="Avenir Next" w:eastAsia="Avenir Next"/>
           <w:color w:val="1A1A1A"/>
-          <w:sz w:val="20"/>
+          <w:sz w:val="22"/>
           <w:szCs w:val="20"/>
         </w:rPr>
         <w:t xml:space="preserve">   Period</w:t>
@@ -78,7 +78,7 @@
           <w:caps/>
           <w:color w:val="003A70"/>
           <w:spacing w:val="12"/>
-          <w:sz w:val="19"/>
+          <w:sz w:val="22"/>
           <w:szCs w:val="19"/>
         </w:rPr>
         <w:t xml:space="preserve">Lesson 5-3  ·  Session 1  ·  Practice  ·  Form B</w:t>
@@ -86,6 +86,7 @@
     </w:p>
     <w:p>
       <w:pPr>
+        <w:pStyle w:val="Heading1"/>
         <w:keepNext/>
         <w:spacing w:before="0" w:after="10" w:line="240" w:lineRule="auto"/>
       </w:pPr>
@@ -111,7 +112,7 @@
         <w:rPr>
           <w:rFonts w:ascii="Avenir Next" w:hAnsi="Avenir Next" w:cs="Avenir Next" w:eastAsia="Avenir Next"/>
           <w:color w:val="5A5F66"/>
-          <w:sz w:val="17"/>
+          <w:sz w:val="22"/>
           <w:szCs w:val="17"/>
         </w:rPr>
         <w:t xml:space="preserve">Learning target — I can find the area of a trapezoid by decomposing it into a rectangle and triangles.</w:t>
@@ -128,7 +129,7 @@
     </w:p>
     <w:p>
       <w:pPr>
-        <w:spacing w:before="0" w:after="0" w:line="60" w:lineRule="auto"/>
+        <w:spacing w:before="0" w:after="0" w:line="50" w:lineRule="exact"/>
       </w:pPr>
     </w:p>
     <w:tbl>
@@ -167,6 +168,7 @@
           </w:tcPr>
           <w:p>
             <w:pPr>
+              <w:pStyle w:val="Heading2"/>
               <w:spacing w:before="0" w:after="40" w:line="264" w:lineRule="auto"/>
             </w:pPr>
             <w:r>
@@ -194,25 +196,25 @@
                 <w:rFonts w:ascii="Avenir Next" w:hAnsi="Avenir Next" w:cs="Avenir Next" w:eastAsia="Avenir Next"/>
                 <w:b/>
                 <w:color w:val="003A70"/>
+                <w:sz w:val="22"/>
+                <w:szCs w:val="18"/>
+              </w:rPr>
+              <w:t xml:space="preserve">•</w:t>
+            </w:r>
+            <w:r>
+              <w:rPr>
+                <w:rFonts w:ascii="Avenir Next" w:hAnsi="Avenir Next" w:cs="Avenir Next" w:eastAsia="Avenir Next"/>
+                <w:color w:val="1A1A1A"/>
                 <w:sz w:val="18"/>
                 <w:szCs w:val="18"/>
               </w:rPr>
-              <w:t xml:space="preserve">•</w:t>
-            </w:r>
-            <w:r>
-              <w:rPr>
-                <w:rFonts w:ascii="Avenir Next" w:hAnsi="Avenir Next" w:cs="Avenir Next" w:eastAsia="Avenir Next"/>
-                <w:color w:val="1A1A1A"/>
-                <w:sz w:val="18"/>
-                <w:szCs w:val="18"/>
-              </w:rPr>
               <w:tab/>
             </w:r>
             <w:r>
               <w:rPr>
                 <w:rFonts w:ascii="Avenir Next" w:hAnsi="Avenir Next" w:cs="Avenir Next" w:eastAsia="Avenir Next"/>
                 <w:color w:val="1A1A1A"/>
-                <w:sz w:val="18"/>
+                <w:sz w:val="22"/>
                 <w:szCs w:val="18"/>
               </w:rPr>
               <w:t xml:space="preserve">A </w:t>
@@ -222,7 +224,7 @@
                 <w:rFonts w:ascii="Avenir Next" w:hAnsi="Avenir Next" w:cs="Avenir Next" w:eastAsia="Avenir Next"/>
                 <w:b/>
                 <w:color w:val="1A1A1A"/>
-                <w:sz w:val="18"/>
+                <w:sz w:val="22"/>
                 <w:szCs w:val="18"/>
               </w:rPr>
               <w:t xml:space="preserve">trapezoid</w:t>
@@ -231,7 +233,7 @@
               <w:rPr>
                 <w:rFonts w:ascii="Avenir Next" w:hAnsi="Avenir Next" w:cs="Avenir Next" w:eastAsia="Avenir Next"/>
                 <w:color w:val="1A1A1A"/>
-                <w:sz w:val="18"/>
+                <w:sz w:val="22"/>
                 <w:szCs w:val="18"/>
               </w:rPr>
               <w:t xml:space="preserve"> has one pair of parallel sides, called the </w:t>
@@ -241,7 +243,7 @@
                 <w:rFonts w:ascii="Avenir Next" w:hAnsi="Avenir Next" w:cs="Avenir Next" w:eastAsia="Avenir Next"/>
                 <w:b/>
                 <w:color w:val="1A1A1A"/>
-                <w:sz w:val="18"/>
+                <w:sz w:val="22"/>
                 <w:szCs w:val="18"/>
               </w:rPr>
               <w:t xml:space="preserve">bases</w:t>
@@ -250,7 +252,7 @@
               <w:rPr>
                 <w:rFonts w:ascii="Avenir Next" w:hAnsi="Avenir Next" w:cs="Avenir Next" w:eastAsia="Avenir Next"/>
                 <w:color w:val="1A1A1A"/>
-                <w:sz w:val="18"/>
+                <w:sz w:val="22"/>
                 <w:szCs w:val="18"/>
               </w:rPr>
               <w:t xml:space="preserve">. The </w:t>
@@ -260,7 +262,7 @@
                 <w:rFonts w:ascii="Avenir Next" w:hAnsi="Avenir Next" w:cs="Avenir Next" w:eastAsia="Avenir Next"/>
                 <w:b/>
                 <w:color w:val="1A1A1A"/>
-                <w:sz w:val="18"/>
+                <w:sz w:val="22"/>
                 <w:szCs w:val="18"/>
               </w:rPr>
               <w:t xml:space="preserve">height</w:t>
@@ -269,7 +271,7 @@
               <w:rPr>
                 <w:rFonts w:ascii="Avenir Next" w:hAnsi="Avenir Next" w:cs="Avenir Next" w:eastAsia="Avenir Next"/>
                 <w:color w:val="1A1A1A"/>
-                <w:sz w:val="18"/>
+                <w:sz w:val="22"/>
                 <w:szCs w:val="18"/>
               </w:rPr>
               <w:t xml:space="preserve"> meets the bases at a square corner.</w:t>
@@ -288,18 +290,18 @@
                 <w:rFonts w:ascii="Avenir Next" w:hAnsi="Avenir Next" w:cs="Avenir Next" w:eastAsia="Avenir Next"/>
                 <w:b/>
                 <w:color w:val="003A70"/>
+                <w:sz w:val="22"/>
+                <w:szCs w:val="18"/>
+              </w:rPr>
+              <w:t xml:space="preserve">•</w:t>
+            </w:r>
+            <w:r>
+              <w:rPr>
+                <w:rFonts w:ascii="Avenir Next" w:hAnsi="Avenir Next" w:cs="Avenir Next" w:eastAsia="Avenir Next"/>
+                <w:color w:val="1A1A1A"/>
                 <w:sz w:val="18"/>
                 <w:szCs w:val="18"/>
               </w:rPr>
-              <w:t xml:space="preserve">•</w:t>
-            </w:r>
-            <w:r>
-              <w:rPr>
-                <w:rFonts w:ascii="Avenir Next" w:hAnsi="Avenir Next" w:cs="Avenir Next" w:eastAsia="Avenir Next"/>
-                <w:color w:val="1A1A1A"/>
-                <w:sz w:val="18"/>
-                <w:szCs w:val="18"/>
-              </w:rPr>
               <w:tab/>
             </w:r>
             <w:r>
@@ -307,7 +309,7 @@
                 <w:rFonts w:ascii="Avenir Next" w:hAnsi="Avenir Next" w:cs="Avenir Next" w:eastAsia="Avenir Next"/>
                 <w:b/>
                 <w:color w:val="1A1A1A"/>
-                <w:sz w:val="18"/>
+                <w:sz w:val="22"/>
                 <w:szCs w:val="18"/>
               </w:rPr>
               <w:t xml:space="preserve">Decompose</w:t>
@@ -316,7 +318,7 @@
               <w:rPr>
                 <w:rFonts w:ascii="Avenir Next" w:hAnsi="Avenir Next" w:cs="Avenir Next" w:eastAsia="Avenir Next"/>
                 <w:color w:val="1A1A1A"/>
-                <w:sz w:val="18"/>
+                <w:sz w:val="22"/>
                 <w:szCs w:val="18"/>
               </w:rPr>
               <w:t xml:space="preserve">: cut it into a rectangle and one or two triangles. Find each area, then </w:t>
@@ -326,7 +328,7 @@
                 <w:rFonts w:ascii="Avenir Next" w:hAnsi="Avenir Next" w:cs="Avenir Next" w:eastAsia="Avenir Next"/>
                 <w:b/>
                 <w:color w:val="1A1A1A"/>
-                <w:sz w:val="18"/>
+                <w:sz w:val="22"/>
                 <w:szCs w:val="18"/>
               </w:rPr>
               <w:t xml:space="preserve">add</w:t>
@@ -335,7 +337,7 @@
               <w:rPr>
                 <w:rFonts w:ascii="Avenir Next" w:hAnsi="Avenir Next" w:cs="Avenir Next" w:eastAsia="Avenir Next"/>
                 <w:color w:val="1A1A1A"/>
-                <w:sz w:val="18"/>
+                <w:sz w:val="22"/>
                 <w:szCs w:val="18"/>
               </w:rPr>
               <w:t xml:space="preserve">.</w:t>
@@ -354,25 +356,25 @@
                 <w:rFonts w:ascii="Avenir Next" w:hAnsi="Avenir Next" w:cs="Avenir Next" w:eastAsia="Avenir Next"/>
                 <w:b/>
                 <w:color w:val="003A70"/>
+                <w:sz w:val="22"/>
+                <w:szCs w:val="18"/>
+              </w:rPr>
+              <w:t xml:space="preserve">•</w:t>
+            </w:r>
+            <w:r>
+              <w:rPr>
+                <w:rFonts w:ascii="Avenir Next" w:hAnsi="Avenir Next" w:cs="Avenir Next" w:eastAsia="Avenir Next"/>
+                <w:color w:val="1A1A1A"/>
                 <w:sz w:val="18"/>
                 <w:szCs w:val="18"/>
               </w:rPr>
-              <w:t xml:space="preserve">•</w:t>
-            </w:r>
-            <w:r>
-              <w:rPr>
-                <w:rFonts w:ascii="Avenir Next" w:hAnsi="Avenir Next" w:cs="Avenir Next" w:eastAsia="Avenir Next"/>
-                <w:color w:val="1A1A1A"/>
-                <w:sz w:val="18"/>
-                <w:szCs w:val="18"/>
-              </w:rPr>
               <w:tab/>
             </w:r>
             <w:r>
               <w:rPr>
                 <w:rFonts w:ascii="Avenir Next" w:hAnsi="Avenir Next" w:cs="Avenir Next" w:eastAsia="Avenir Next"/>
                 <w:color w:val="1A1A1A"/>
-                <w:sz w:val="18"/>
+                <w:sz w:val="22"/>
                 <w:szCs w:val="18"/>
               </w:rPr>
               <w:t xml:space="preserve">The triangle bases together equal the </w:t>
@@ -382,7 +384,7 @@
                 <w:rFonts w:ascii="Avenir Next" w:hAnsi="Avenir Next" w:cs="Avenir Next" w:eastAsia="Avenir Next"/>
                 <w:b/>
                 <w:color w:val="1A1A1A"/>
-                <w:sz w:val="18"/>
+                <w:sz w:val="22"/>
                 <w:szCs w:val="18"/>
               </w:rPr>
               <w:t xml:space="preserve">long base − short base</w:t>
@@ -391,7 +393,7 @@
               <w:rPr>
                 <w:rFonts w:ascii="Avenir Next" w:hAnsi="Avenir Next" w:cs="Avenir Next" w:eastAsia="Avenir Next"/>
                 <w:color w:val="1A1A1A"/>
-                <w:sz w:val="18"/>
+                <w:sz w:val="22"/>
                 <w:szCs w:val="18"/>
               </w:rPr>
               <w:t xml:space="preserve">. Two matching triangles split it in half.</w:t>
@@ -406,6 +408,7 @@
           </w:tcPr>
           <w:p>
             <w:pPr>
+              <w:pStyle w:val="Heading2"/>
               <w:spacing w:before="0" w:after="40" w:line="264" w:lineRule="auto"/>
             </w:pPr>
             <w:r>
@@ -428,7 +431,7 @@
               <w:rPr>
                 <w:rFonts w:ascii="Avenir Next" w:hAnsi="Avenir Next" w:cs="Avenir Next" w:eastAsia="Avenir Next"/>
                 <w:color w:val="1A1A1A"/>
-                <w:sz w:val="17"/>
+                <w:sz w:val="22"/>
                 <w:szCs w:val="17"/>
               </w:rPr>
               <w:t xml:space="preserve">Bases 6 cm and 14 cm, height 5 cm, two matching triangles.</w:t>
@@ -447,25 +450,25 @@
                 <w:rFonts w:ascii="Avenir Next" w:hAnsi="Avenir Next" w:cs="Avenir Next" w:eastAsia="Avenir Next"/>
                 <w:b/>
                 <w:color w:val="003A70"/>
+                <w:sz w:val="22"/>
+                <w:szCs w:val="17"/>
+              </w:rPr>
+              <w:t xml:space="preserve">Step 1</w:t>
+            </w:r>
+            <w:r>
+              <w:rPr>
+                <w:rFonts w:ascii="Avenir Next" w:hAnsi="Avenir Next" w:cs="Avenir Next" w:eastAsia="Avenir Next"/>
+                <w:color w:val="1A1A1A"/>
                 <w:sz w:val="17"/>
                 <w:szCs w:val="17"/>
               </w:rPr>
-              <w:t xml:space="preserve">Step 1</w:t>
-            </w:r>
-            <w:r>
-              <w:rPr>
-                <w:rFonts w:ascii="Avenir Next" w:hAnsi="Avenir Next" w:cs="Avenir Next" w:eastAsia="Avenir Next"/>
-                <w:color w:val="1A1A1A"/>
-                <w:sz w:val="17"/>
-                <w:szCs w:val="17"/>
-              </w:rPr>
               <w:tab/>
             </w:r>
             <w:r>
               <w:rPr>
                 <w:rFonts w:ascii="Avenir Next" w:hAnsi="Avenir Next" w:cs="Avenir Next" w:eastAsia="Avenir Next"/>
                 <w:color w:val="1A1A1A"/>
-                <w:sz w:val="17"/>
+                <w:sz w:val="22"/>
                 <w:szCs w:val="17"/>
               </w:rPr>
               <w:t xml:space="preserve">Rectangle: 6 × 5 = 30 cm².</w:t>
@@ -484,25 +487,25 @@
                 <w:rFonts w:ascii="Avenir Next" w:hAnsi="Avenir Next" w:cs="Avenir Next" w:eastAsia="Avenir Next"/>
                 <w:b/>
                 <w:color w:val="003A70"/>
+                <w:sz w:val="22"/>
+                <w:szCs w:val="17"/>
+              </w:rPr>
+              <w:t xml:space="preserve">Step 2</w:t>
+            </w:r>
+            <w:r>
+              <w:rPr>
+                <w:rFonts w:ascii="Avenir Next" w:hAnsi="Avenir Next" w:cs="Avenir Next" w:eastAsia="Avenir Next"/>
+                <w:color w:val="1A1A1A"/>
                 <w:sz w:val="17"/>
                 <w:szCs w:val="17"/>
               </w:rPr>
-              <w:t xml:space="preserve">Step 2</w:t>
-            </w:r>
-            <w:r>
-              <w:rPr>
-                <w:rFonts w:ascii="Avenir Next" w:hAnsi="Avenir Next" w:cs="Avenir Next" w:eastAsia="Avenir Next"/>
-                <w:color w:val="1A1A1A"/>
-                <w:sz w:val="17"/>
-                <w:szCs w:val="17"/>
-              </w:rPr>
               <w:tab/>
             </w:r>
             <w:r>
               <w:rPr>
                 <w:rFonts w:ascii="Avenir Next" w:hAnsi="Avenir Next" w:cs="Avenir Next" w:eastAsia="Avenir Next"/>
                 <w:color w:val="1A1A1A"/>
-                <w:sz w:val="17"/>
+                <w:sz w:val="22"/>
                 <w:szCs w:val="17"/>
               </w:rPr>
               <w:t xml:space="preserve">Each triangle base: (14 − 6) ÷ 2 = 4 cm.</w:t>
@@ -521,25 +524,25 @@
                 <w:rFonts w:ascii="Avenir Next" w:hAnsi="Avenir Next" w:cs="Avenir Next" w:eastAsia="Avenir Next"/>
                 <w:b/>
                 <w:color w:val="003A70"/>
+                <w:sz w:val="22"/>
+                <w:szCs w:val="17"/>
+              </w:rPr>
+              <w:t xml:space="preserve">Step 3</w:t>
+            </w:r>
+            <w:r>
+              <w:rPr>
+                <w:rFonts w:ascii="Avenir Next" w:hAnsi="Avenir Next" w:cs="Avenir Next" w:eastAsia="Avenir Next"/>
+                <w:color w:val="1A1A1A"/>
                 <w:sz w:val="17"/>
                 <w:szCs w:val="17"/>
               </w:rPr>
-              <w:t xml:space="preserve">Step 3</w:t>
-            </w:r>
-            <w:r>
-              <w:rPr>
-                <w:rFonts w:ascii="Avenir Next" w:hAnsi="Avenir Next" w:cs="Avenir Next" w:eastAsia="Avenir Next"/>
-                <w:color w:val="1A1A1A"/>
-                <w:sz w:val="17"/>
-                <w:szCs w:val="17"/>
-              </w:rPr>
               <w:tab/>
             </w:r>
             <w:r>
               <w:rPr>
                 <w:rFonts w:ascii="Avenir Next" w:hAnsi="Avenir Next" w:cs="Avenir Next" w:eastAsia="Avenir Next"/>
                 <w:color w:val="1A1A1A"/>
-                <w:sz w:val="17"/>
+                <w:sz w:val="22"/>
                 <w:szCs w:val="17"/>
               </w:rPr>
               <w:t xml:space="preserve">Triangles: 2 × (½ × 4 × 5) = 20 cm².</w:t>
@@ -558,18 +561,18 @@
                 <w:rFonts w:ascii="Avenir Next" w:hAnsi="Avenir Next" w:cs="Avenir Next" w:eastAsia="Avenir Next"/>
                 <w:b/>
                 <w:color w:val="1A1A1A"/>
+                <w:sz w:val="22"/>
+                <w:szCs w:val="17"/>
+              </w:rPr>
+              <w:t xml:space="preserve">Answer</w:t>
+            </w:r>
+            <w:r>
+              <w:rPr>
+                <w:rFonts w:ascii="Avenir Next" w:hAnsi="Avenir Next" w:cs="Avenir Next" w:eastAsia="Avenir Next"/>
+                <w:color w:val="1A1A1A"/>
                 <w:sz w:val="17"/>
                 <w:szCs w:val="17"/>
               </w:rPr>
-              <w:t xml:space="preserve">Answer</w:t>
-            </w:r>
-            <w:r>
-              <w:rPr>
-                <w:rFonts w:ascii="Avenir Next" w:hAnsi="Avenir Next" w:cs="Avenir Next" w:eastAsia="Avenir Next"/>
-                <w:color w:val="1A1A1A"/>
-                <w:sz w:val="17"/>
-                <w:szCs w:val="17"/>
-              </w:rPr>
               <w:tab/>
             </w:r>
             <w:r>
@@ -577,7 +580,7 @@
                 <w:rFonts w:ascii="Avenir Next" w:hAnsi="Avenir Next" w:cs="Avenir Next" w:eastAsia="Avenir Next"/>
                 <w:b/>
                 <w:color w:val="1A1A1A"/>
-                <w:sz w:val="17"/>
+                <w:sz w:val="22"/>
                 <w:szCs w:val="17"/>
               </w:rPr>
               <w:t xml:space="preserve">30 + 20 = 50 cm²</w:t>
@@ -606,7 +609,7 @@
           <w:rFonts w:ascii="Avenir Next" w:hAnsi="Avenir Next" w:cs="Avenir Next" w:eastAsia="Avenir Next"/>
           <w:b/>
           <w:color w:val="1A1A1A"/>
-          <w:sz w:val="17"/>
+          <w:sz w:val="22"/>
           <w:szCs w:val="17"/>
         </w:rPr>
         <w:t xml:space="preserve">trapezoid</w:t>
@@ -616,7 +619,7 @@
           <w:rFonts w:ascii="Avenir Next" w:hAnsi="Avenir Next" w:cs="Avenir Next" w:eastAsia="Avenir Next"/>
           <w:i/>
           <w:color w:val="5A5F66"/>
-          <w:sz w:val="17"/>
+          <w:sz w:val="22"/>
           <w:szCs w:val="17"/>
         </w:rPr>
         <w:t xml:space="preserve"> (trapecio)</w:t>
@@ -625,7 +628,7 @@
         <w:rPr>
           <w:rFonts w:ascii="Avenir Next" w:hAnsi="Avenir Next" w:cs="Avenir Next" w:eastAsia="Avenir Next"/>
           <w:color w:val="5A5F66"/>
-          <w:sz w:val="17"/>
+          <w:sz w:val="22"/>
           <w:szCs w:val="17"/>
         </w:rPr>
         <w:t xml:space="preserve">   ·   </w:t>
@@ -635,7 +638,7 @@
           <w:rFonts w:ascii="Avenir Next" w:hAnsi="Avenir Next" w:cs="Avenir Next" w:eastAsia="Avenir Next"/>
           <w:b/>
           <w:color w:val="1A1A1A"/>
-          <w:sz w:val="17"/>
+          <w:sz w:val="22"/>
           <w:szCs w:val="17"/>
         </w:rPr>
         <w:t xml:space="preserve">decompose</w:t>
@@ -645,7 +648,7 @@
           <w:rFonts w:ascii="Avenir Next" w:hAnsi="Avenir Next" w:cs="Avenir Next" w:eastAsia="Avenir Next"/>
           <w:i/>
           <w:color w:val="5A5F66"/>
-          <w:sz w:val="17"/>
+          <w:sz w:val="22"/>
           <w:szCs w:val="17"/>
         </w:rPr>
         <w:t xml:space="preserve"> (descomponer)</w:t>
@@ -654,7 +657,7 @@
         <w:rPr>
           <w:rFonts w:ascii="Avenir Next" w:hAnsi="Avenir Next" w:cs="Avenir Next" w:eastAsia="Avenir Next"/>
           <w:color w:val="5A5F66"/>
-          <w:sz w:val="17"/>
+          <w:sz w:val="22"/>
           <w:szCs w:val="17"/>
         </w:rPr>
         <w:t xml:space="preserve">   ·   </w:t>
@@ -664,7 +667,7 @@
           <w:rFonts w:ascii="Avenir Next" w:hAnsi="Avenir Next" w:cs="Avenir Next" w:eastAsia="Avenir Next"/>
           <w:b/>
           <w:color w:val="1A1A1A"/>
-          <w:sz w:val="17"/>
+          <w:sz w:val="22"/>
           <w:szCs w:val="17"/>
         </w:rPr>
         <w:t xml:space="preserve">height</w:t>
@@ -674,7 +677,7 @@
           <w:rFonts w:ascii="Avenir Next" w:hAnsi="Avenir Next" w:cs="Avenir Next" w:eastAsia="Avenir Next"/>
           <w:i/>
           <w:color w:val="5A5F66"/>
-          <w:sz w:val="17"/>
+          <w:sz w:val="22"/>
           <w:szCs w:val="17"/>
         </w:rPr>
         <w:t xml:space="preserve"> (altura)</w:t>
@@ -682,6 +685,7 @@
     </w:p>
     <w:p>
       <w:pPr>
+        <w:pStyle w:val="Heading2"/>
         <w:keepNext/>
         <w:pBdr>
           <w:bottom w:val="single" w:sz="8" w:space="3" w:color="003A70"/>
@@ -697,7 +701,7 @@
           <w:b/>
           <w:color w:val="003A70"/>
           <w:spacing w:val="14"/>
-          <w:sz w:val="19"/>
+          <w:sz w:val="22"/>
           <w:szCs w:val="19"/>
         </w:rPr>
         <w:t xml:space="preserve">PRACTICE</w:t>
@@ -716,7 +720,7 @@
           <w:rFonts w:ascii="Avenir Next" w:hAnsi="Avenir Next" w:cs="Avenir Next" w:eastAsia="Avenir Next"/>
           <w:i/>
           <w:color w:val="5A5F66"/>
-          <w:sz w:val="17"/>
+          <w:sz w:val="22"/>
           <w:szCs w:val="17"/>
         </w:rPr>
         <w:t xml:space="preserve">show your work · label units</w:t>
@@ -724,7 +728,7 @@
     </w:p>
     <w:p>
       <w:pPr>
-        <w:spacing w:before="0" w:after="0" w:line="20" w:lineRule="exact"/>
+        <w:spacing w:before="0" w:after="0" w:line="50" w:lineRule="exact"/>
       </w:pPr>
     </w:p>
     <w:tbl>
@@ -774,25 +778,25 @@
                 <w:rFonts w:ascii="Avenir Next" w:hAnsi="Avenir Next" w:cs="Avenir Next" w:eastAsia="Avenir Next"/>
                 <w:b/>
                 <w:color w:val="1A1A1A"/>
+                <w:sz w:val="22"/>
+                <w:szCs w:val="20"/>
+              </w:rPr>
+              <w:t xml:space="preserve">1.</w:t>
+            </w:r>
+            <w:r>
+              <w:rPr>
+                <w:rFonts w:ascii="Avenir Next" w:hAnsi="Avenir Next" w:cs="Avenir Next" w:eastAsia="Avenir Next"/>
+                <w:color w:val="1A1A1A"/>
                 <w:sz w:val="20"/>
                 <w:szCs w:val="20"/>
               </w:rPr>
-              <w:t xml:space="preserve">1.</w:t>
-            </w:r>
-            <w:r>
-              <w:rPr>
-                <w:rFonts w:ascii="Avenir Next" w:hAnsi="Avenir Next" w:cs="Avenir Next" w:eastAsia="Avenir Next"/>
-                <w:color w:val="1A1A1A"/>
-                <w:sz w:val="20"/>
-                <w:szCs w:val="20"/>
-              </w:rPr>
               <w:tab/>
             </w:r>
             <w:r>
               <w:rPr>
                 <w:rFonts w:ascii="Avenir Next" w:hAnsi="Avenir Next" w:cs="Avenir Next" w:eastAsia="Avenir Next"/>
                 <w:color w:val="1A1A1A"/>
-                <w:sz w:val="20"/>
+                <w:sz w:val="22"/>
                 <w:szCs w:val="20"/>
               </w:rPr>
               <w:t xml:space="preserve">Each trapezoid is cut into a rectangle and two matching triangles. Find the base of one triangle.</w:t>
@@ -847,25 +851,25 @@
                       <w:rFonts w:ascii="Avenir Next" w:hAnsi="Avenir Next" w:cs="Avenir Next" w:eastAsia="Avenir Next"/>
                       <w:b/>
                       <w:color w:val="003A70"/>
+                      <w:sz w:val="22"/>
+                      <w:szCs w:val="20"/>
+                    </w:rPr>
+                    <w:t xml:space="preserve">a.</w:t>
+                  </w:r>
+                  <w:r>
+                    <w:rPr>
+                      <w:rFonts w:ascii="Avenir Next" w:hAnsi="Avenir Next" w:cs="Avenir Next" w:eastAsia="Avenir Next"/>
+                      <w:color w:val="1A1A1A"/>
                       <w:sz w:val="20"/>
                       <w:szCs w:val="20"/>
                     </w:rPr>
-                    <w:t xml:space="preserve">a.</w:t>
-                  </w:r>
-                  <w:r>
-                    <w:rPr>
-                      <w:rFonts w:ascii="Avenir Next" w:hAnsi="Avenir Next" w:cs="Avenir Next" w:eastAsia="Avenir Next"/>
-                      <w:color w:val="1A1A1A"/>
-                      <w:sz w:val="20"/>
-                      <w:szCs w:val="20"/>
-                    </w:rPr>
                     <w:tab/>
                   </w:r>
                   <w:r>
                     <w:rPr>
                       <w:rFonts w:ascii="Avenir Next" w:hAnsi="Avenir Next" w:cs="Avenir Next" w:eastAsia="Avenir Next"/>
                       <w:color w:val="1A1A1A"/>
-                      <w:sz w:val="20"/>
+                      <w:sz w:val="22"/>
                       <w:szCs w:val="20"/>
                     </w:rPr>
                     <w:t xml:space="preserve">bases 12 in and 20 in</w:t>
@@ -909,25 +913,25 @@
                       <w:rFonts w:ascii="Avenir Next" w:hAnsi="Avenir Next" w:cs="Avenir Next" w:eastAsia="Avenir Next"/>
                       <w:b/>
                       <w:color w:val="003A70"/>
+                      <w:sz w:val="22"/>
+                      <w:szCs w:val="20"/>
+                    </w:rPr>
+                    <w:t xml:space="preserve">b.</w:t>
+                  </w:r>
+                  <w:r>
+                    <w:rPr>
+                      <w:rFonts w:ascii="Avenir Next" w:hAnsi="Avenir Next" w:cs="Avenir Next" w:eastAsia="Avenir Next"/>
+                      <w:color w:val="1A1A1A"/>
                       <w:sz w:val="20"/>
                       <w:szCs w:val="20"/>
                     </w:rPr>
-                    <w:t xml:space="preserve">b.</w:t>
-                  </w:r>
-                  <w:r>
-                    <w:rPr>
-                      <w:rFonts w:ascii="Avenir Next" w:hAnsi="Avenir Next" w:cs="Avenir Next" w:eastAsia="Avenir Next"/>
-                      <w:color w:val="1A1A1A"/>
-                      <w:sz w:val="20"/>
-                      <w:szCs w:val="20"/>
-                    </w:rPr>
                     <w:tab/>
                   </w:r>
                   <w:r>
                     <w:rPr>
                       <w:rFonts w:ascii="Avenir Next" w:hAnsi="Avenir Next" w:cs="Avenir Next" w:eastAsia="Avenir Next"/>
                       <w:color w:val="1A1A1A"/>
-                      <w:sz w:val="20"/>
+                      <w:sz w:val="22"/>
                       <w:szCs w:val="20"/>
                     </w:rPr>
                     <w:t xml:space="preserve">bases 6 m and 16 m</w:t>
@@ -977,25 +981,25 @@
                       <w:rFonts w:ascii="Avenir Next" w:hAnsi="Avenir Next" w:cs="Avenir Next" w:eastAsia="Avenir Next"/>
                       <w:b/>
                       <w:color w:val="003A70"/>
+                      <w:sz w:val="22"/>
+                      <w:szCs w:val="20"/>
+                    </w:rPr>
+                    <w:t xml:space="preserve">c.</w:t>
+                  </w:r>
+                  <w:r>
+                    <w:rPr>
+                      <w:rFonts w:ascii="Avenir Next" w:hAnsi="Avenir Next" w:cs="Avenir Next" w:eastAsia="Avenir Next"/>
+                      <w:color w:val="1A1A1A"/>
                       <w:sz w:val="20"/>
                       <w:szCs w:val="20"/>
                     </w:rPr>
-                    <w:t xml:space="preserve">c.</w:t>
-                  </w:r>
-                  <w:r>
-                    <w:rPr>
-                      <w:rFonts w:ascii="Avenir Next" w:hAnsi="Avenir Next" w:cs="Avenir Next" w:eastAsia="Avenir Next"/>
-                      <w:color w:val="1A1A1A"/>
-                      <w:sz w:val="20"/>
-                      <w:szCs w:val="20"/>
-                    </w:rPr>
                     <w:tab/>
                   </w:r>
                   <w:r>
                     <w:rPr>
                       <w:rFonts w:ascii="Avenir Next" w:hAnsi="Avenir Next" w:cs="Avenir Next" w:eastAsia="Avenir Next"/>
                       <w:color w:val="1A1A1A"/>
-                      <w:sz w:val="20"/>
+                      <w:sz w:val="22"/>
                       <w:szCs w:val="20"/>
                     </w:rPr>
                     <w:t xml:space="preserve">bases 9 cm and 21 cm</w:t>
@@ -1039,25 +1043,25 @@
                       <w:rFonts w:ascii="Avenir Next" w:hAnsi="Avenir Next" w:cs="Avenir Next" w:eastAsia="Avenir Next"/>
                       <w:b/>
                       <w:color w:val="003A70"/>
+                      <w:sz w:val="22"/>
+                      <w:szCs w:val="20"/>
+                    </w:rPr>
+                    <w:t xml:space="preserve">d.</w:t>
+                  </w:r>
+                  <w:r>
+                    <w:rPr>
+                      <w:rFonts w:ascii="Avenir Next" w:hAnsi="Avenir Next" w:cs="Avenir Next" w:eastAsia="Avenir Next"/>
+                      <w:color w:val="1A1A1A"/>
                       <w:sz w:val="20"/>
                       <w:szCs w:val="20"/>
                     </w:rPr>
-                    <w:t xml:space="preserve">d.</w:t>
-                  </w:r>
-                  <w:r>
-                    <w:rPr>
-                      <w:rFonts w:ascii="Avenir Next" w:hAnsi="Avenir Next" w:cs="Avenir Next" w:eastAsia="Avenir Next"/>
-                      <w:color w:val="1A1A1A"/>
-                      <w:sz w:val="20"/>
-                      <w:szCs w:val="20"/>
-                    </w:rPr>
                     <w:tab/>
                   </w:r>
                   <w:r>
                     <w:rPr>
                       <w:rFonts w:ascii="Avenir Next" w:hAnsi="Avenir Next" w:cs="Avenir Next" w:eastAsia="Avenir Next"/>
                       <w:color w:val="1A1A1A"/>
-                      <w:sz w:val="20"/>
+                      <w:sz w:val="22"/>
                       <w:szCs w:val="20"/>
                     </w:rPr>
                     <w:t xml:space="preserve">bases 15 ft and 23 ft</w:t>
@@ -1087,7 +1091,7 @@
           </w:tbl>
           <w:p>
             <w:pPr>
-              <w:spacing w:before="0" w:after="0" w:line="24" w:lineRule="auto"/>
+              <w:spacing w:before="0" w:after="0" w:line="50" w:lineRule="exact"/>
             </w:pPr>
           </w:p>
         </w:tc>
@@ -1095,12 +1099,12 @@
     </w:tbl>
     <w:p>
       <w:pPr>
-        <w:spacing w:before="0" w:after="0" w:line="20" w:lineRule="exact"/>
+        <w:spacing w:before="0" w:after="0" w:line="50" w:lineRule="exact"/>
       </w:pPr>
     </w:p>
     <w:p>
       <w:pPr>
-        <w:spacing w:before="0" w:after="0" w:line="20" w:lineRule="exact"/>
+        <w:spacing w:before="0" w:after="0" w:line="50" w:lineRule="exact"/>
       </w:pPr>
     </w:p>
     <w:tbl>
@@ -1184,35 +1188,35 @@
                       <w:rFonts w:ascii="Avenir Next" w:hAnsi="Avenir Next" w:cs="Avenir Next" w:eastAsia="Avenir Next"/>
                       <w:b/>
                       <w:color w:val="1A1A1A"/>
+                      <w:sz w:val="22"/>
+                      <w:szCs w:val="20"/>
+                    </w:rPr>
+                    <w:t xml:space="preserve">2.</w:t>
+                  </w:r>
+                  <w:r>
+                    <w:rPr>
+                      <w:rFonts w:ascii="Avenir Next" w:hAnsi="Avenir Next" w:cs="Avenir Next" w:eastAsia="Avenir Next"/>
+                      <w:color w:val="1A1A1A"/>
                       <w:sz w:val="20"/>
                       <w:szCs w:val="20"/>
                     </w:rPr>
-                    <w:t xml:space="preserve">2.</w:t>
-                  </w:r>
-                  <w:r>
-                    <w:rPr>
-                      <w:rFonts w:ascii="Avenir Next" w:hAnsi="Avenir Next" w:cs="Avenir Next" w:eastAsia="Avenir Next"/>
-                      <w:color w:val="1A1A1A"/>
-                      <w:sz w:val="20"/>
+                    <w:tab/>
+                  </w:r>
+                  <w:r>
+                    <w:rPr>
+                      <w:rFonts w:ascii="Avenir Next" w:hAnsi="Avenir Next" w:cs="Avenir Next" w:eastAsia="Avenir Next"/>
+                      <w:b/>
+                      <w:color w:val="1A1A1A"/>
+                      <w:sz w:val="22"/>
                       <w:szCs w:val="20"/>
                     </w:rPr>
-                    <w:tab/>
-                  </w:r>
-                  <w:r>
-                    <w:rPr>
-                      <w:rFonts w:ascii="Avenir Next" w:hAnsi="Avenir Next" w:cs="Avenir Next" w:eastAsia="Avenir Next"/>
-                      <w:b/>
-                      <w:color w:val="1A1A1A"/>
-                      <w:sz w:val="20"/>
-                      <w:szCs w:val="20"/>
-                    </w:rPr>
                     <w:t xml:space="preserve">Craft Tabletop.  </w:t>
                   </w:r>
                   <w:r>
                     <w:rPr>
                       <w:rFonts w:ascii="Avenir Next" w:hAnsi="Avenir Next" w:cs="Avenir Next" w:eastAsia="Avenir Next"/>
                       <w:color w:val="1A1A1A"/>
-                      <w:sz w:val="20"/>
+                      <w:sz w:val="22"/>
                       <w:szCs w:val="20"/>
                     </w:rPr>
                     <w:t xml:space="preserve">A craft tabletop is an isosceles trapezoid. It is cut into a rectangle and two matching triangles.</w:t>
@@ -1232,25 +1236,25 @@
                       <w:rFonts w:ascii="Avenir Next" w:hAnsi="Avenir Next" w:cs="Avenir Next" w:eastAsia="Avenir Next"/>
                       <w:b/>
                       <w:color w:val="003A70"/>
+                      <w:sz w:val="22"/>
+                      <w:szCs w:val="20"/>
+                    </w:rPr>
+                    <w:t xml:space="preserve">a.</w:t>
+                  </w:r>
+                  <w:r>
+                    <w:rPr>
+                      <w:rFonts w:ascii="Avenir Next" w:hAnsi="Avenir Next" w:cs="Avenir Next" w:eastAsia="Avenir Next"/>
+                      <w:color w:val="1A1A1A"/>
                       <w:sz w:val="20"/>
                       <w:szCs w:val="20"/>
                     </w:rPr>
-                    <w:t xml:space="preserve">a.</w:t>
-                  </w:r>
-                  <w:r>
-                    <w:rPr>
-                      <w:rFonts w:ascii="Avenir Next" w:hAnsi="Avenir Next" w:cs="Avenir Next" w:eastAsia="Avenir Next"/>
-                      <w:color w:val="1A1A1A"/>
-                      <w:sz w:val="20"/>
-                      <w:szCs w:val="20"/>
-                    </w:rPr>
                     <w:tab/>
                   </w:r>
                   <w:r>
                     <w:rPr>
                       <w:rFonts w:ascii="Avenir Next" w:hAnsi="Avenir Next" w:cs="Avenir Next" w:eastAsia="Avenir Next"/>
                       <w:color w:val="1A1A1A"/>
-                      <w:sz w:val="20"/>
+                      <w:sz w:val="22"/>
                       <w:szCs w:val="20"/>
                     </w:rPr>
                     <w:t xml:space="preserve">Area of the rectangle</w:t>
@@ -1278,7 +1282,7 @@
                     <w:rPr>
                       <w:rFonts w:ascii="Avenir Next" w:hAnsi="Avenir Next" w:cs="Avenir Next" w:eastAsia="Avenir Next"/>
                       <w:color w:val="1A1A1A"/>
-                      <w:sz w:val="20"/>
+                      <w:sz w:val="22"/>
                       <w:szCs w:val="20"/>
                     </w:rPr>
                     <w:t xml:space="preserve"> in²</w:t>
@@ -1298,25 +1302,25 @@
                       <w:rFonts w:ascii="Avenir Next" w:hAnsi="Avenir Next" w:cs="Avenir Next" w:eastAsia="Avenir Next"/>
                       <w:b/>
                       <w:color w:val="003A70"/>
+                      <w:sz w:val="22"/>
+                      <w:szCs w:val="20"/>
+                    </w:rPr>
+                    <w:t xml:space="preserve">b.</w:t>
+                  </w:r>
+                  <w:r>
+                    <w:rPr>
+                      <w:rFonts w:ascii="Avenir Next" w:hAnsi="Avenir Next" w:cs="Avenir Next" w:eastAsia="Avenir Next"/>
+                      <w:color w:val="1A1A1A"/>
                       <w:sz w:val="20"/>
                       <w:szCs w:val="20"/>
                     </w:rPr>
-                    <w:t xml:space="preserve">b.</w:t>
-                  </w:r>
-                  <w:r>
-                    <w:rPr>
-                      <w:rFonts w:ascii="Avenir Next" w:hAnsi="Avenir Next" w:cs="Avenir Next" w:eastAsia="Avenir Next"/>
-                      <w:color w:val="1A1A1A"/>
-                      <w:sz w:val="20"/>
-                      <w:szCs w:val="20"/>
-                    </w:rPr>
                     <w:tab/>
                   </w:r>
                   <w:r>
                     <w:rPr>
                       <w:rFonts w:ascii="Avenir Next" w:hAnsi="Avenir Next" w:cs="Avenir Next" w:eastAsia="Avenir Next"/>
                       <w:color w:val="1A1A1A"/>
-                      <w:sz w:val="20"/>
+                      <w:sz w:val="22"/>
                       <w:szCs w:val="20"/>
                     </w:rPr>
                     <w:t xml:space="preserve">Area of both triangles</w:t>
@@ -1344,7 +1348,7 @@
                     <w:rPr>
                       <w:rFonts w:ascii="Avenir Next" w:hAnsi="Avenir Next" w:cs="Avenir Next" w:eastAsia="Avenir Next"/>
                       <w:color w:val="1A1A1A"/>
-                      <w:sz w:val="20"/>
+                      <w:sz w:val="22"/>
                       <w:szCs w:val="20"/>
                     </w:rPr>
                     <w:t xml:space="preserve"> in²</w:t>
@@ -1364,25 +1368,25 @@
                       <w:rFonts w:ascii="Avenir Next" w:hAnsi="Avenir Next" w:cs="Avenir Next" w:eastAsia="Avenir Next"/>
                       <w:b/>
                       <w:color w:val="003A70"/>
+                      <w:sz w:val="22"/>
+                      <w:szCs w:val="20"/>
+                    </w:rPr>
+                    <w:t xml:space="preserve">c.</w:t>
+                  </w:r>
+                  <w:r>
+                    <w:rPr>
+                      <w:rFonts w:ascii="Avenir Next" w:hAnsi="Avenir Next" w:cs="Avenir Next" w:eastAsia="Avenir Next"/>
+                      <w:color w:val="1A1A1A"/>
                       <w:sz w:val="20"/>
                       <w:szCs w:val="20"/>
                     </w:rPr>
-                    <w:t xml:space="preserve">c.</w:t>
-                  </w:r>
-                  <w:r>
-                    <w:rPr>
-                      <w:rFonts w:ascii="Avenir Next" w:hAnsi="Avenir Next" w:cs="Avenir Next" w:eastAsia="Avenir Next"/>
-                      <w:color w:val="1A1A1A"/>
-                      <w:sz w:val="20"/>
-                      <w:szCs w:val="20"/>
-                    </w:rPr>
                     <w:tab/>
                   </w:r>
                   <w:r>
                     <w:rPr>
                       <w:rFonts w:ascii="Avenir Next" w:hAnsi="Avenir Next" w:cs="Avenir Next" w:eastAsia="Avenir Next"/>
                       <w:color w:val="1A1A1A"/>
-                      <w:sz w:val="20"/>
+                      <w:sz w:val="22"/>
                       <w:szCs w:val="20"/>
                     </w:rPr>
                     <w:t xml:space="preserve">Area of the tabletop</w:t>
@@ -1410,7 +1414,7 @@
                     <w:rPr>
                       <w:rFonts w:ascii="Avenir Next" w:hAnsi="Avenir Next" w:cs="Avenir Next" w:eastAsia="Avenir Next"/>
                       <w:color w:val="1A1A1A"/>
-                      <w:sz w:val="20"/>
+                      <w:sz w:val="22"/>
                       <w:szCs w:val="20"/>
                     </w:rPr>
                     <w:t xml:space="preserve"> in²</w:t>
@@ -1431,7 +1435,7 @@
                     <w:drawing>
                       <wp:inline distT="0" distB="0" distL="0" distR="0">
                         <wp:extent cx="1463040" cy="712977"/>
-                        <wp:docPr id="1" name="Figure 1"/>
+                        <wp:docPr id="1" name="Figure 1" descr="Polygon. Labels: 0, 20 in, 2, 12 in. Vertices: 0, 0, 20, 0, 16.0, 9, 4.0, 9. Dashed: 4.0, 0, 4.0, 9, 9 in, 16.0, 0, 16.0, 9."/>
                         <a:graphic xmlns:a="http://schemas.openxmlformats.org/drawingml/2006/main">
                           <a:graphicData uri="http://schemas.openxmlformats.org/drawingml/2006/picture">
                             <pic:pic xmlns:pic="http://schemas.openxmlformats.org/drawingml/2006/picture">
@@ -1466,7 +1470,7 @@
           </w:tbl>
           <w:p>
             <w:pPr>
-              <w:spacing w:before="0" w:after="0" w:line="24" w:lineRule="auto"/>
+              <w:spacing w:before="0" w:after="0" w:line="50" w:lineRule="exact"/>
             </w:pPr>
           </w:p>
         </w:tc>
@@ -1474,12 +1478,12 @@
     </w:tbl>
     <w:p>
       <w:pPr>
-        <w:spacing w:before="0" w:after="0" w:line="20" w:lineRule="exact"/>
+        <w:spacing w:before="0" w:after="0" w:line="50" w:lineRule="exact"/>
       </w:pPr>
     </w:p>
     <w:p>
       <w:pPr>
-        <w:spacing w:before="0" w:after="0" w:line="20" w:lineRule="exact"/>
+        <w:spacing w:before="0" w:after="0" w:line="50" w:lineRule="exact"/>
       </w:pPr>
     </w:p>
     <w:tbl>
@@ -1563,35 +1567,35 @@
                       <w:rFonts w:ascii="Avenir Next" w:hAnsi="Avenir Next" w:cs="Avenir Next" w:eastAsia="Avenir Next"/>
                       <w:b/>
                       <w:color w:val="1A1A1A"/>
+                      <w:sz w:val="22"/>
+                      <w:szCs w:val="20"/>
+                    </w:rPr>
+                    <w:t xml:space="preserve">3.</w:t>
+                  </w:r>
+                  <w:r>
+                    <w:rPr>
+                      <w:rFonts w:ascii="Avenir Next" w:hAnsi="Avenir Next" w:cs="Avenir Next" w:eastAsia="Avenir Next"/>
+                      <w:color w:val="1A1A1A"/>
                       <w:sz w:val="20"/>
                       <w:szCs w:val="20"/>
                     </w:rPr>
-                    <w:t xml:space="preserve">3.</w:t>
-                  </w:r>
-                  <w:r>
-                    <w:rPr>
-                      <w:rFonts w:ascii="Avenir Next" w:hAnsi="Avenir Next" w:cs="Avenir Next" w:eastAsia="Avenir Next"/>
-                      <w:color w:val="1A1A1A"/>
-                      <w:sz w:val="20"/>
+                    <w:tab/>
+                  </w:r>
+                  <w:r>
+                    <w:rPr>
+                      <w:rFonts w:ascii="Avenir Next" w:hAnsi="Avenir Next" w:cs="Avenir Next" w:eastAsia="Avenir Next"/>
+                      <w:b/>
+                      <w:color w:val="1A1A1A"/>
+                      <w:sz w:val="22"/>
                       <w:szCs w:val="20"/>
                     </w:rPr>
-                    <w:tab/>
-                  </w:r>
-                  <w:r>
-                    <w:rPr>
-                      <w:rFonts w:ascii="Avenir Next" w:hAnsi="Avenir Next" w:cs="Avenir Next" w:eastAsia="Avenir Next"/>
-                      <w:b/>
-                      <w:color w:val="1A1A1A"/>
-                      <w:sz w:val="20"/>
-                      <w:szCs w:val="20"/>
-                    </w:rPr>
                     <w:t xml:space="preserve">Right-Angle Deck.  </w:t>
                   </w:r>
                   <w:r>
                     <w:rPr>
                       <w:rFonts w:ascii="Avenir Next" w:hAnsi="Avenir Next" w:cs="Avenir Next" w:eastAsia="Avenir Next"/>
                       <w:color w:val="1A1A1A"/>
-                      <w:sz w:val="20"/>
+                      <w:sz w:val="22"/>
                       <w:szCs w:val="20"/>
                     </w:rPr>
                     <w:t xml:space="preserve">A deck is a trapezoid with one square corner. Decompose it into a rectangle and a triangle. Find its area.</w:t>
@@ -1608,7 +1612,7 @@
                       <w:rFonts w:ascii="Avenir Next" w:hAnsi="Avenir Next" w:cs="Avenir Next" w:eastAsia="Avenir Next"/>
                       <w:b/>
                       <w:color w:val="003A70"/>
-                      <w:sz w:val="17"/>
+                      <w:sz w:val="22"/>
                       <w:szCs w:val="17"/>
                     </w:rPr>
                     <w:t xml:space="preserve">Hint  </w:t>
@@ -1618,7 +1622,7 @@
                       <w:rFonts w:ascii="Avenir Next" w:hAnsi="Avenir Next" w:cs="Avenir Next" w:eastAsia="Avenir Next"/>
                       <w:i/>
                       <w:color w:val="5A5F66"/>
-                      <w:sz w:val="17"/>
+                      <w:sz w:val="22"/>
                       <w:szCs w:val="17"/>
                     </w:rPr>
                     <w:t xml:space="preserve">One triangle only. Its base is the long side minus the short side.</w:t>
@@ -1626,7 +1630,7 @@
                 </w:p>
                 <w:p>
                   <w:pPr>
-                    <w:spacing w:before="0" w:after="0" w:line="60" w:lineRule="auto"/>
+                    <w:spacing w:before="0" w:after="0" w:line="50" w:lineRule="exact"/>
                   </w:pPr>
                 </w:p>
                 <w:tbl>
@@ -1695,25 +1699,25 @@
                       <w:rFonts w:ascii="Avenir Next" w:hAnsi="Avenir Next" w:cs="Avenir Next" w:eastAsia="Avenir Next"/>
                       <w:b/>
                       <w:color w:val="1A1A1A"/>
+                      <w:sz w:val="22"/>
+                      <w:szCs w:val="18"/>
+                    </w:rPr>
+                    <w:t xml:space="preserve">Answer</w:t>
+                  </w:r>
+                  <w:r>
+                    <w:rPr>
+                      <w:rFonts w:ascii="Avenir Next" w:hAnsi="Avenir Next" w:cs="Avenir Next" w:eastAsia="Avenir Next"/>
+                      <w:color w:val="1A1A1A"/>
                       <w:sz w:val="18"/>
                       <w:szCs w:val="18"/>
                     </w:rPr>
-                    <w:t xml:space="preserve">Answer</w:t>
-                  </w:r>
-                  <w:r>
-                    <w:rPr>
-                      <w:rFonts w:ascii="Avenir Next" w:hAnsi="Avenir Next" w:cs="Avenir Next" w:eastAsia="Avenir Next"/>
-                      <w:color w:val="1A1A1A"/>
-                      <w:sz w:val="18"/>
-                      <w:szCs w:val="18"/>
-                    </w:rPr>
                     <w:tab/>
                   </w:r>
                   <w:r>
                     <w:rPr>
                       <w:rFonts w:ascii="Avenir Next" w:hAnsi="Avenir Next" w:cs="Avenir Next" w:eastAsia="Avenir Next"/>
                       <w:color w:val="1A1A1A"/>
-                      <w:sz w:val="18"/>
+                      <w:sz w:val="22"/>
                       <w:szCs w:val="18"/>
                     </w:rPr>
                     <w:t xml:space="preserve">  ft²</w:t>
@@ -1734,7 +1738,7 @@
                     <w:drawing>
                       <wp:inline distT="0" distB="0" distL="0" distR="0">
                         <wp:extent cx="1371599" cy="634240"/>
-                        <wp:docPr id="2" name="Figure 2"/>
+                        <wp:docPr id="2" name="Figure 2" descr="Polygon. Labels: 0, 22 ft, 2, 14 ft, 3, 9 ft. Vertices: 0, 0, 22, 0, 14, 9, 0, 9. Dashed: 14, 0, 14, 9."/>
                         <a:graphic xmlns:a="http://schemas.openxmlformats.org/drawingml/2006/main">
                           <a:graphicData uri="http://schemas.openxmlformats.org/drawingml/2006/picture">
                             <pic:pic xmlns:pic="http://schemas.openxmlformats.org/drawingml/2006/picture">
@@ -1769,7 +1773,7 @@
           </w:tbl>
           <w:p>
             <w:pPr>
-              <w:spacing w:before="0" w:after="0" w:line="24" w:lineRule="auto"/>
+              <w:spacing w:before="0" w:after="0" w:line="50" w:lineRule="exact"/>
             </w:pPr>
           </w:p>
         </w:tc>
@@ -1777,12 +1781,12 @@
     </w:tbl>
     <w:p>
       <w:pPr>
-        <w:spacing w:before="0" w:after="0" w:line="20" w:lineRule="exact"/>
+        <w:spacing w:before="0" w:after="0" w:line="50" w:lineRule="exact"/>
       </w:pPr>
     </w:p>
     <w:p>
       <w:pPr>
-        <w:spacing w:before="0" w:after="0" w:line="20" w:lineRule="exact"/>
+        <w:spacing w:before="0" w:after="0" w:line="50" w:lineRule="exact"/>
       </w:pPr>
     </w:p>
     <w:tbl>
@@ -1833,35 +1837,35 @@
                 <w:rFonts w:ascii="Avenir Next" w:hAnsi="Avenir Next" w:cs="Avenir Next" w:eastAsia="Avenir Next"/>
                 <w:b/>
                 <w:color w:val="1A1A1A"/>
+                <w:sz w:val="22"/>
+                <w:szCs w:val="20"/>
+              </w:rPr>
+              <w:t xml:space="preserve">4.</w:t>
+            </w:r>
+            <w:r>
+              <w:rPr>
+                <w:rFonts w:ascii="Avenir Next" w:hAnsi="Avenir Next" w:cs="Avenir Next" w:eastAsia="Avenir Next"/>
+                <w:color w:val="1A1A1A"/>
                 <w:sz w:val="20"/>
                 <w:szCs w:val="20"/>
               </w:rPr>
-              <w:t xml:space="preserve">4.</w:t>
-            </w:r>
-            <w:r>
-              <w:rPr>
-                <w:rFonts w:ascii="Avenir Next" w:hAnsi="Avenir Next" w:cs="Avenir Next" w:eastAsia="Avenir Next"/>
-                <w:color w:val="1A1A1A"/>
-                <w:sz w:val="20"/>
+              <w:tab/>
+            </w:r>
+            <w:r>
+              <w:rPr>
+                <w:rFonts w:ascii="Avenir Next" w:hAnsi="Avenir Next" w:cs="Avenir Next" w:eastAsia="Avenir Next"/>
+                <w:b/>
+                <w:color w:val="1A1A1A"/>
+                <w:sz w:val="22"/>
                 <w:szCs w:val="20"/>
               </w:rPr>
-              <w:tab/>
-            </w:r>
-            <w:r>
-              <w:rPr>
-                <w:rFonts w:ascii="Avenir Next" w:hAnsi="Avenir Next" w:cs="Avenir Next" w:eastAsia="Avenir Next"/>
-                <w:b/>
-                <w:color w:val="1A1A1A"/>
-                <w:sz w:val="20"/>
-                <w:szCs w:val="20"/>
-              </w:rPr>
               <w:t xml:space="preserve">Bus Shelter Roof.  </w:t>
             </w:r>
             <w:r>
               <w:rPr>
                 <w:rFonts w:ascii="Avenir Next" w:hAnsi="Avenir Next" w:cs="Avenir Next" w:eastAsia="Avenir Next"/>
                 <w:color w:val="1A1A1A"/>
-                <w:sz w:val="20"/>
+                <w:sz w:val="22"/>
                 <w:szCs w:val="20"/>
               </w:rPr>
               <w:t xml:space="preserve">A roof panel is an isosceles trapezoid with bases 6 m and 16 m and a height of 8 m. Find its area.</w:t>
@@ -1878,7 +1882,7 @@
                 <w:rFonts w:ascii="Avenir Next" w:hAnsi="Avenir Next" w:cs="Avenir Next" w:eastAsia="Avenir Next"/>
                 <w:b/>
                 <w:color w:val="003A70"/>
-                <w:sz w:val="17"/>
+                <w:sz w:val="22"/>
                 <w:szCs w:val="17"/>
               </w:rPr>
               <w:t xml:space="preserve">Hint  </w:t>
@@ -1888,7 +1892,7 @@
                 <w:rFonts w:ascii="Avenir Next" w:hAnsi="Avenir Next" w:cs="Avenir Next" w:eastAsia="Avenir Next"/>
                 <w:i/>
                 <w:color w:val="5A5F66"/>
-                <w:sz w:val="17"/>
+                <w:sz w:val="22"/>
                 <w:szCs w:val="17"/>
               </w:rPr>
               <w:t xml:space="preserve">Split the leftover 16 − 6 into two equal triangle bases.</w:t>
@@ -1896,7 +1900,7 @@
           </w:p>
           <w:p>
             <w:pPr>
-              <w:spacing w:before="0" w:after="0" w:line="60" w:lineRule="auto"/>
+              <w:spacing w:before="0" w:after="0" w:line="50" w:lineRule="exact"/>
             </w:pPr>
           </w:p>
           <w:tbl>
@@ -1965,25 +1969,25 @@
                 <w:rFonts w:ascii="Avenir Next" w:hAnsi="Avenir Next" w:cs="Avenir Next" w:eastAsia="Avenir Next"/>
                 <w:b/>
                 <w:color w:val="1A1A1A"/>
+                <w:sz w:val="22"/>
+                <w:szCs w:val="18"/>
+              </w:rPr>
+              <w:t xml:space="preserve">Answer</w:t>
+            </w:r>
+            <w:r>
+              <w:rPr>
+                <w:rFonts w:ascii="Avenir Next" w:hAnsi="Avenir Next" w:cs="Avenir Next" w:eastAsia="Avenir Next"/>
+                <w:color w:val="1A1A1A"/>
                 <w:sz w:val="18"/>
                 <w:szCs w:val="18"/>
               </w:rPr>
-              <w:t xml:space="preserve">Answer</w:t>
-            </w:r>
-            <w:r>
-              <w:rPr>
-                <w:rFonts w:ascii="Avenir Next" w:hAnsi="Avenir Next" w:cs="Avenir Next" w:eastAsia="Avenir Next"/>
-                <w:color w:val="1A1A1A"/>
-                <w:sz w:val="18"/>
-                <w:szCs w:val="18"/>
-              </w:rPr>
               <w:tab/>
             </w:r>
             <w:r>
               <w:rPr>
                 <w:rFonts w:ascii="Avenir Next" w:hAnsi="Avenir Next" w:cs="Avenir Next" w:eastAsia="Avenir Next"/>
                 <w:color w:val="1A1A1A"/>
-                <w:sz w:val="18"/>
+                <w:sz w:val="22"/>
                 <w:szCs w:val="18"/>
               </w:rPr>
               <w:t xml:space="preserve">  m²</w:t>
@@ -2009,43 +2013,43 @@
                 <w:rFonts w:ascii="Avenir Next" w:hAnsi="Avenir Next" w:cs="Avenir Next" w:eastAsia="Avenir Next"/>
                 <w:b/>
                 <w:color w:val="1A1A1A"/>
+                <w:sz w:val="22"/>
+                <w:szCs w:val="20"/>
+              </w:rPr>
+              <w:t xml:space="preserve">5.</w:t>
+            </w:r>
+            <w:r>
+              <w:rPr>
+                <w:rFonts w:ascii="Avenir Next" w:hAnsi="Avenir Next" w:cs="Avenir Next" w:eastAsia="Avenir Next"/>
+                <w:color w:val="1A1A1A"/>
                 <w:sz w:val="20"/>
                 <w:szCs w:val="20"/>
               </w:rPr>
-              <w:t xml:space="preserve">5.</w:t>
-            </w:r>
-            <w:r>
-              <w:rPr>
-                <w:rFonts w:ascii="Avenir Next" w:hAnsi="Avenir Next" w:cs="Avenir Next" w:eastAsia="Avenir Next"/>
-                <w:color w:val="1A1A1A"/>
-                <w:sz w:val="20"/>
+              <w:tab/>
+            </w:r>
+            <w:r>
+              <w:rPr>
+                <w:rFonts w:ascii="Avenir Next" w:hAnsi="Avenir Next" w:cs="Avenir Next" w:eastAsia="Avenir Next"/>
+                <w:b/>
+                <w:color w:val="1A1A1A"/>
+                <w:sz w:val="22"/>
                 <w:szCs w:val="20"/>
               </w:rPr>
-              <w:tab/>
-            </w:r>
-            <w:r>
-              <w:rPr>
-                <w:rFonts w:ascii="Avenir Next" w:hAnsi="Avenir Next" w:cs="Avenir Next" w:eastAsia="Avenir Next"/>
-                <w:b/>
-                <w:color w:val="1A1A1A"/>
-                <w:sz w:val="20"/>
+              <w:t xml:space="preserve">Corner Garden.  </w:t>
+            </w:r>
+            <w:r>
+              <w:rPr>
+                <w:rFonts w:ascii="Avenir Next" w:hAnsi="Avenir Next" w:cs="Avenir Next" w:eastAsia="Avenir Next"/>
+                <w:color w:val="1A1A1A"/>
+                <w:sz w:val="22"/>
                 <w:szCs w:val="20"/>
               </w:rPr>
-              <w:t xml:space="preserve">Corner Garden.  </w:t>
-            </w:r>
-            <w:r>
-              <w:rPr>
-                <w:rFonts w:ascii="Avenir Next" w:hAnsi="Avenir Next" w:cs="Avenir Next" w:eastAsia="Avenir Next"/>
-                <w:color w:val="1A1A1A"/>
-                <w:sz w:val="20"/>
-                <w:szCs w:val="20"/>
-              </w:rPr>
               <w:t xml:space="preserve">A garden is a trapezoid with one square corner. Its parallel sides are 9 yd and 15 yd, and the height is 14 yd. Find its area.</w:t>
             </w:r>
           </w:p>
           <w:p>
             <w:pPr>
-              <w:spacing w:before="0" w:after="0" w:line="60" w:lineRule="auto"/>
+              <w:spacing w:before="0" w:after="0" w:line="50" w:lineRule="exact"/>
             </w:pPr>
           </w:p>
           <w:tbl>
@@ -2114,25 +2118,25 @@
                 <w:rFonts w:ascii="Avenir Next" w:hAnsi="Avenir Next" w:cs="Avenir Next" w:eastAsia="Avenir Next"/>
                 <w:b/>
                 <w:color w:val="1A1A1A"/>
+                <w:sz w:val="22"/>
+                <w:szCs w:val="18"/>
+              </w:rPr>
+              <w:t xml:space="preserve">Answer</w:t>
+            </w:r>
+            <w:r>
+              <w:rPr>
+                <w:rFonts w:ascii="Avenir Next" w:hAnsi="Avenir Next" w:cs="Avenir Next" w:eastAsia="Avenir Next"/>
+                <w:color w:val="1A1A1A"/>
                 <w:sz w:val="18"/>
                 <w:szCs w:val="18"/>
               </w:rPr>
-              <w:t xml:space="preserve">Answer</w:t>
-            </w:r>
-            <w:r>
-              <w:rPr>
-                <w:rFonts w:ascii="Avenir Next" w:hAnsi="Avenir Next" w:cs="Avenir Next" w:eastAsia="Avenir Next"/>
-                <w:color w:val="1A1A1A"/>
-                <w:sz w:val="18"/>
-                <w:szCs w:val="18"/>
-              </w:rPr>
               <w:tab/>
             </w:r>
             <w:r>
               <w:rPr>
                 <w:rFonts w:ascii="Avenir Next" w:hAnsi="Avenir Next" w:cs="Avenir Next" w:eastAsia="Avenir Next"/>
                 <w:color w:val="1A1A1A"/>
-                <w:sz w:val="18"/>
+                <w:sz w:val="22"/>
                 <w:szCs w:val="18"/>
               </w:rPr>
               <w:t xml:space="preserve">  yd²</w:t>
@@ -2143,12 +2147,12 @@
     </w:tbl>
     <w:p>
       <w:pPr>
-        <w:spacing w:before="0" w:after="0" w:line="20" w:lineRule="exact"/>
+        <w:spacing w:before="0" w:after="0" w:line="50" w:lineRule="exact"/>
       </w:pPr>
     </w:p>
     <w:p>
       <w:pPr>
-        <w:spacing w:before="0" w:after="0" w:line="20" w:lineRule="exact"/>
+        <w:spacing w:before="0" w:after="0" w:line="50" w:lineRule="exact"/>
       </w:pPr>
     </w:p>
     <w:tbl>
@@ -2198,35 +2202,35 @@
                 <w:rFonts w:ascii="Avenir Next" w:hAnsi="Avenir Next" w:cs="Avenir Next" w:eastAsia="Avenir Next"/>
                 <w:b/>
                 <w:color w:val="1A1A1A"/>
+                <w:sz w:val="22"/>
+                <w:szCs w:val="20"/>
+              </w:rPr>
+              <w:t xml:space="preserve">6.</w:t>
+            </w:r>
+            <w:r>
+              <w:rPr>
+                <w:rFonts w:ascii="Avenir Next" w:hAnsi="Avenir Next" w:cs="Avenir Next" w:eastAsia="Avenir Next"/>
+                <w:color w:val="1A1A1A"/>
                 <w:sz w:val="20"/>
                 <w:szCs w:val="20"/>
               </w:rPr>
-              <w:t xml:space="preserve">6.</w:t>
-            </w:r>
-            <w:r>
-              <w:rPr>
-                <w:rFonts w:ascii="Avenir Next" w:hAnsi="Avenir Next" w:cs="Avenir Next" w:eastAsia="Avenir Next"/>
-                <w:color w:val="1A1A1A"/>
-                <w:sz w:val="20"/>
+              <w:tab/>
+            </w:r>
+            <w:r>
+              <w:rPr>
+                <w:rFonts w:ascii="Avenir Next" w:hAnsi="Avenir Next" w:cs="Avenir Next" w:eastAsia="Avenir Next"/>
+                <w:b/>
+                <w:color w:val="1A1A1A"/>
+                <w:sz w:val="22"/>
                 <w:szCs w:val="20"/>
               </w:rPr>
-              <w:tab/>
-            </w:r>
-            <w:r>
-              <w:rPr>
-                <w:rFonts w:ascii="Avenir Next" w:hAnsi="Avenir Next" w:cs="Avenir Next" w:eastAsia="Avenir Next"/>
-                <w:b/>
-                <w:color w:val="1A1A1A"/>
-                <w:sz w:val="20"/>
-                <w:szCs w:val="20"/>
-              </w:rPr>
               <w:t xml:space="preserve">Tray and Mat.  </w:t>
             </w:r>
             <w:r>
               <w:rPr>
                 <w:rFonts w:ascii="Avenir Next" w:hAnsi="Avenir Next" w:cs="Avenir Next" w:eastAsia="Avenir Next"/>
                 <w:color w:val="1A1A1A"/>
-                <w:sz w:val="20"/>
+                <w:sz w:val="22"/>
                 <w:szCs w:val="20"/>
               </w:rPr>
               <w:t xml:space="preserve">A lunch tray is an isosceles trapezoid with bases 14 in and 24 in and a height of 12 in. A placemat is a rectangle 19 in by 12 in. Find each area. Do they cover the same space?</w:t>
@@ -2243,7 +2247,7 @@
                 <w:rFonts w:ascii="Avenir Next" w:hAnsi="Avenir Next" w:cs="Avenir Next" w:eastAsia="Avenir Next"/>
                 <w:b/>
                 <w:color w:val="003A70"/>
-                <w:sz w:val="17"/>
+                <w:sz w:val="22"/>
                 <w:szCs w:val="17"/>
               </w:rPr>
               <w:t xml:space="preserve">Hint  </w:t>
@@ -2253,7 +2257,7 @@
                 <w:rFonts w:ascii="Avenir Next" w:hAnsi="Avenir Next" w:cs="Avenir Next" w:eastAsia="Avenir Next"/>
                 <w:i/>
                 <w:color w:val="5A5F66"/>
-                <w:sz w:val="17"/>
+                <w:sz w:val="22"/>
                 <w:szCs w:val="17"/>
               </w:rPr>
               <w:t xml:space="preserve">Find the tray by decomposing, then the mat as length × width.</w:t>
@@ -2261,7 +2265,7 @@
           </w:p>
           <w:p>
             <w:pPr>
-              <w:spacing w:before="0" w:after="0" w:line="60" w:lineRule="auto"/>
+              <w:spacing w:before="0" w:after="0" w:line="50" w:lineRule="exact"/>
             </w:pPr>
           </w:p>
           <w:tbl>
@@ -2330,7 +2334,7 @@
                 <w:rFonts w:ascii="Avenir Next" w:hAnsi="Avenir Next" w:cs="Avenir Next" w:eastAsia="Avenir Next"/>
                 <w:b/>
                 <w:color w:val="1A1A1A"/>
-                <w:sz w:val="18"/>
+                <w:sz w:val="22"/>
                 <w:szCs w:val="18"/>
               </w:rPr>
               <w:t xml:space="preserve">Same or not</w:t>
@@ -2350,12 +2354,12 @@
     </w:tbl>
     <w:p>
       <w:pPr>
-        <w:spacing w:before="0" w:after="0" w:line="20" w:lineRule="exact"/>
+        <w:spacing w:before="0" w:after="0" w:line="50" w:lineRule="exact"/>
       </w:pPr>
     </w:p>
     <w:p>
       <w:pPr>
-        <w:spacing w:before="0" w:after="0" w:line="20" w:lineRule="exact"/>
+        <w:spacing w:before="0" w:after="0" w:line="50" w:lineRule="exact"/>
       </w:pPr>
     </w:p>
     <w:tbl>
@@ -2406,35 +2410,35 @@
                 <w:rFonts w:ascii="Avenir Next" w:hAnsi="Avenir Next" w:cs="Avenir Next" w:eastAsia="Avenir Next"/>
                 <w:b/>
                 <w:color w:val="1A1A1A"/>
+                <w:sz w:val="22"/>
+                <w:szCs w:val="20"/>
+              </w:rPr>
+              <w:t xml:space="preserve">7.</w:t>
+            </w:r>
+            <w:r>
+              <w:rPr>
+                <w:rFonts w:ascii="Avenir Next" w:hAnsi="Avenir Next" w:cs="Avenir Next" w:eastAsia="Avenir Next"/>
+                <w:color w:val="1A1A1A"/>
                 <w:sz w:val="20"/>
                 <w:szCs w:val="20"/>
               </w:rPr>
-              <w:t xml:space="preserve">7.</w:t>
-            </w:r>
-            <w:r>
-              <w:rPr>
-                <w:rFonts w:ascii="Avenir Next" w:hAnsi="Avenir Next" w:cs="Avenir Next" w:eastAsia="Avenir Next"/>
-                <w:color w:val="1A1A1A"/>
-                <w:sz w:val="20"/>
+              <w:tab/>
+            </w:r>
+            <w:r>
+              <w:rPr>
+                <w:rFonts w:ascii="Avenir Next" w:hAnsi="Avenir Next" w:cs="Avenir Next" w:eastAsia="Avenir Next"/>
+                <w:b/>
+                <w:color w:val="1A1A1A"/>
+                <w:sz w:val="22"/>
                 <w:szCs w:val="20"/>
               </w:rPr>
-              <w:tab/>
-            </w:r>
-            <w:r>
-              <w:rPr>
-                <w:rFonts w:ascii="Avenir Next" w:hAnsi="Avenir Next" w:cs="Avenir Next" w:eastAsia="Avenir Next"/>
-                <w:b/>
-                <w:color w:val="1A1A1A"/>
-                <w:sz w:val="20"/>
-                <w:szCs w:val="20"/>
-              </w:rPr>
               <w:t xml:space="preserve">Stage Apron.  </w:t>
             </w:r>
             <w:r>
               <w:rPr>
                 <w:rFonts w:ascii="Avenir Next" w:hAnsi="Avenir Next" w:cs="Avenir Next" w:eastAsia="Avenir Next"/>
                 <w:color w:val="1A1A1A"/>
-                <w:sz w:val="20"/>
+                <w:sz w:val="22"/>
                 <w:szCs w:val="20"/>
               </w:rPr>
               <w:t xml:space="preserve">A stage apron is an isosceles trapezoid with bases 15 m and 25 m and a height of 8 m. Decompose it and find its total area.</w:t>
@@ -2451,7 +2455,7 @@
                 <w:rFonts w:ascii="Avenir Next" w:hAnsi="Avenir Next" w:cs="Avenir Next" w:eastAsia="Avenir Next"/>
                 <w:b/>
                 <w:color w:val="003A70"/>
-                <w:sz w:val="17"/>
+                <w:sz w:val="22"/>
                 <w:szCs w:val="17"/>
               </w:rPr>
               <w:t xml:space="preserve">Hint  </w:t>
@@ -2461,7 +2465,7 @@
                 <w:rFonts w:ascii="Avenir Next" w:hAnsi="Avenir Next" w:cs="Avenir Next" w:eastAsia="Avenir Next"/>
                 <w:i/>
                 <w:color w:val="5A5F66"/>
-                <w:sz w:val="17"/>
+                <w:sz w:val="22"/>
                 <w:szCs w:val="17"/>
               </w:rPr>
               <w:t xml:space="preserve">Slice off the two end triangles. A rectangle is left in the middle.</w:t>
@@ -2469,7 +2473,7 @@
           </w:p>
           <w:p>
             <w:pPr>
-              <w:spacing w:before="0" w:after="0" w:line="60" w:lineRule="auto"/>
+              <w:spacing w:before="0" w:after="0" w:line="50" w:lineRule="exact"/>
             </w:pPr>
           </w:p>
           <w:tbl>
@@ -2538,25 +2542,25 @@
                 <w:rFonts w:ascii="Avenir Next" w:hAnsi="Avenir Next" w:cs="Avenir Next" w:eastAsia="Avenir Next"/>
                 <w:b/>
                 <w:color w:val="1A1A1A"/>
+                <w:sz w:val="22"/>
+                <w:szCs w:val="18"/>
+              </w:rPr>
+              <w:t xml:space="preserve">Answer</w:t>
+            </w:r>
+            <w:r>
+              <w:rPr>
+                <w:rFonts w:ascii="Avenir Next" w:hAnsi="Avenir Next" w:cs="Avenir Next" w:eastAsia="Avenir Next"/>
+                <w:color w:val="1A1A1A"/>
                 <w:sz w:val="18"/>
                 <w:szCs w:val="18"/>
               </w:rPr>
-              <w:t xml:space="preserve">Answer</w:t>
-            </w:r>
-            <w:r>
-              <w:rPr>
-                <w:rFonts w:ascii="Avenir Next" w:hAnsi="Avenir Next" w:cs="Avenir Next" w:eastAsia="Avenir Next"/>
-                <w:color w:val="1A1A1A"/>
-                <w:sz w:val="18"/>
-                <w:szCs w:val="18"/>
-              </w:rPr>
               <w:tab/>
             </w:r>
             <w:r>
               <w:rPr>
                 <w:rFonts w:ascii="Avenir Next" w:hAnsi="Avenir Next" w:cs="Avenir Next" w:eastAsia="Avenir Next"/>
                 <w:color w:val="1A1A1A"/>
-                <w:sz w:val="18"/>
+                <w:sz w:val="22"/>
                 <w:szCs w:val="18"/>
               </w:rPr>
               <w:t xml:space="preserve">  m²</w:t>
@@ -2582,35 +2586,35 @@
                 <w:rFonts w:ascii="Avenir Next" w:hAnsi="Avenir Next" w:cs="Avenir Next" w:eastAsia="Avenir Next"/>
                 <w:b/>
                 <w:color w:val="1A1A1A"/>
+                <w:sz w:val="22"/>
+                <w:szCs w:val="20"/>
+              </w:rPr>
+              <w:t xml:space="preserve">8.</w:t>
+            </w:r>
+            <w:r>
+              <w:rPr>
+                <w:rFonts w:ascii="Avenir Next" w:hAnsi="Avenir Next" w:cs="Avenir Next" w:eastAsia="Avenir Next"/>
+                <w:color w:val="1A1A1A"/>
                 <w:sz w:val="20"/>
                 <w:szCs w:val="20"/>
               </w:rPr>
-              <w:t xml:space="preserve">8.</w:t>
-            </w:r>
-            <w:r>
-              <w:rPr>
-                <w:rFonts w:ascii="Avenir Next" w:hAnsi="Avenir Next" w:cs="Avenir Next" w:eastAsia="Avenir Next"/>
-                <w:color w:val="1A1A1A"/>
-                <w:sz w:val="20"/>
+              <w:tab/>
+            </w:r>
+            <w:r>
+              <w:rPr>
+                <w:rFonts w:ascii="Avenir Next" w:hAnsi="Avenir Next" w:cs="Avenir Next" w:eastAsia="Avenir Next"/>
+                <w:b/>
+                <w:color w:val="1A1A1A"/>
+                <w:sz w:val="22"/>
                 <w:szCs w:val="20"/>
               </w:rPr>
-              <w:tab/>
-            </w:r>
-            <w:r>
-              <w:rPr>
-                <w:rFonts w:ascii="Avenir Next" w:hAnsi="Avenir Next" w:cs="Avenir Next" w:eastAsia="Avenir Next"/>
-                <w:b/>
-                <w:color w:val="1A1A1A"/>
-                <w:sz w:val="20"/>
-                <w:szCs w:val="20"/>
-              </w:rPr>
               <w:t xml:space="preserve">Deck Plan.  </w:t>
             </w:r>
             <w:r>
               <w:rPr>
                 <w:rFonts w:ascii="Avenir Next" w:hAnsi="Avenir Next" w:cs="Avenir Next" w:eastAsia="Avenir Next"/>
                 <w:color w:val="1A1A1A"/>
-                <w:sz w:val="20"/>
+                <w:sz w:val="22"/>
                 <w:szCs w:val="20"/>
               </w:rPr>
               <w:t xml:space="preserve">A deck is a trapezoid with bases 12 ft and 20 ft and a height of 5 ft. Decking costs $9 per square foot.</w:t>
@@ -2630,25 +2634,25 @@
                 <w:rFonts w:ascii="Avenir Next" w:hAnsi="Avenir Next" w:cs="Avenir Next" w:eastAsia="Avenir Next"/>
                 <w:b/>
                 <w:color w:val="003A70"/>
+                <w:sz w:val="22"/>
+                <w:szCs w:val="20"/>
+              </w:rPr>
+              <w:t xml:space="preserve">a.</w:t>
+            </w:r>
+            <w:r>
+              <w:rPr>
+                <w:rFonts w:ascii="Avenir Next" w:hAnsi="Avenir Next" w:cs="Avenir Next" w:eastAsia="Avenir Next"/>
+                <w:color w:val="1A1A1A"/>
                 <w:sz w:val="20"/>
                 <w:szCs w:val="20"/>
               </w:rPr>
-              <w:t xml:space="preserve">a.</w:t>
-            </w:r>
-            <w:r>
-              <w:rPr>
-                <w:rFonts w:ascii="Avenir Next" w:hAnsi="Avenir Next" w:cs="Avenir Next" w:eastAsia="Avenir Next"/>
-                <w:color w:val="1A1A1A"/>
-                <w:sz w:val="20"/>
-                <w:szCs w:val="20"/>
-              </w:rPr>
               <w:tab/>
             </w:r>
             <w:r>
               <w:rPr>
                 <w:rFonts w:ascii="Avenir Next" w:hAnsi="Avenir Next" w:cs="Avenir Next" w:eastAsia="Avenir Next"/>
                 <w:color w:val="1A1A1A"/>
-                <w:sz w:val="20"/>
+                <w:sz w:val="22"/>
                 <w:szCs w:val="20"/>
               </w:rPr>
               <w:t xml:space="preserve">Area of each piece</w:t>
@@ -2687,25 +2691,25 @@
                 <w:rFonts w:ascii="Avenir Next" w:hAnsi="Avenir Next" w:cs="Avenir Next" w:eastAsia="Avenir Next"/>
                 <w:b/>
                 <w:color w:val="003A70"/>
+                <w:sz w:val="22"/>
+                <w:szCs w:val="20"/>
+              </w:rPr>
+              <w:t xml:space="preserve">b.</w:t>
+            </w:r>
+            <w:r>
+              <w:rPr>
+                <w:rFonts w:ascii="Avenir Next" w:hAnsi="Avenir Next" w:cs="Avenir Next" w:eastAsia="Avenir Next"/>
+                <w:color w:val="1A1A1A"/>
                 <w:sz w:val="20"/>
                 <w:szCs w:val="20"/>
               </w:rPr>
-              <w:t xml:space="preserve">b.</w:t>
-            </w:r>
-            <w:r>
-              <w:rPr>
-                <w:rFonts w:ascii="Avenir Next" w:hAnsi="Avenir Next" w:cs="Avenir Next" w:eastAsia="Avenir Next"/>
-                <w:color w:val="1A1A1A"/>
-                <w:sz w:val="20"/>
-                <w:szCs w:val="20"/>
-              </w:rPr>
               <w:tab/>
             </w:r>
             <w:r>
               <w:rPr>
                 <w:rFonts w:ascii="Avenir Next" w:hAnsi="Avenir Next" w:cs="Avenir Next" w:eastAsia="Avenir Next"/>
                 <w:color w:val="1A1A1A"/>
-                <w:sz w:val="20"/>
+                <w:sz w:val="22"/>
                 <w:szCs w:val="20"/>
               </w:rPr>
               <w:t xml:space="preserve">Total area</w:t>
@@ -2733,7 +2737,7 @@
               <w:rPr>
                 <w:rFonts w:ascii="Avenir Next" w:hAnsi="Avenir Next" w:cs="Avenir Next" w:eastAsia="Avenir Next"/>
                 <w:color w:val="1A1A1A"/>
-                <w:sz w:val="20"/>
+                <w:sz w:val="22"/>
                 <w:szCs w:val="20"/>
               </w:rPr>
               <w:t xml:space="preserve"> ft²</w:t>
@@ -2753,25 +2757,25 @@
                 <w:rFonts w:ascii="Avenir Next" w:hAnsi="Avenir Next" w:cs="Avenir Next" w:eastAsia="Avenir Next"/>
                 <w:b/>
                 <w:color w:val="003A70"/>
+                <w:sz w:val="22"/>
+                <w:szCs w:val="20"/>
+              </w:rPr>
+              <w:t xml:space="preserve">c.</w:t>
+            </w:r>
+            <w:r>
+              <w:rPr>
+                <w:rFonts w:ascii="Avenir Next" w:hAnsi="Avenir Next" w:cs="Avenir Next" w:eastAsia="Avenir Next"/>
+                <w:color w:val="1A1A1A"/>
                 <w:sz w:val="20"/>
                 <w:szCs w:val="20"/>
               </w:rPr>
-              <w:t xml:space="preserve">c.</w:t>
-            </w:r>
-            <w:r>
-              <w:rPr>
-                <w:rFonts w:ascii="Avenir Next" w:hAnsi="Avenir Next" w:cs="Avenir Next" w:eastAsia="Avenir Next"/>
-                <w:color w:val="1A1A1A"/>
-                <w:sz w:val="20"/>
-                <w:szCs w:val="20"/>
-              </w:rPr>
               <w:tab/>
             </w:r>
             <w:r>
               <w:rPr>
                 <w:rFonts w:ascii="Avenir Next" w:hAnsi="Avenir Next" w:cs="Avenir Next" w:eastAsia="Avenir Next"/>
                 <w:color w:val="1A1A1A"/>
-                <w:sz w:val="20"/>
+                <w:sz w:val="22"/>
                 <w:szCs w:val="20"/>
               </w:rPr>
               <w:t xml:space="preserve">Total cost</w:t>
@@ -2798,7 +2802,7 @@
           </w:p>
           <w:p>
             <w:pPr>
-              <w:spacing w:before="0" w:after="0" w:line="60" w:lineRule="auto"/>
+              <w:spacing w:before="0" w:after="0" w:line="50" w:lineRule="exact"/>
             </w:pPr>
           </w:p>
           <w:tbl>
@@ -2856,7 +2860,7 @@
           </w:tbl>
           <w:p>
             <w:pPr>
-              <w:spacing w:before="0" w:after="0" w:line="24" w:lineRule="auto"/>
+              <w:spacing w:before="0" w:after="0" w:line="50" w:lineRule="exact"/>
             </w:pPr>
           </w:p>
         </w:tc>
@@ -2864,11 +2868,12 @@
     </w:tbl>
     <w:p>
       <w:pPr>
-        <w:spacing w:before="0" w:after="0" w:line="20" w:lineRule="exact"/>
+        <w:spacing w:before="0" w:after="0" w:line="50" w:lineRule="exact"/>
       </w:pPr>
     </w:p>
     <w:p>
       <w:pPr>
+        <w:pStyle w:val="Heading2"/>
         <w:keepNext/>
         <w:pBdr>
           <w:bottom w:val="single" w:sz="8" w:space="3" w:color="003A70"/>
@@ -2884,7 +2889,7 @@
           <w:b/>
           <w:color w:val="003A70"/>
           <w:spacing w:val="14"/>
-          <w:sz w:val="19"/>
+          <w:sz w:val="22"/>
           <w:szCs w:val="19"/>
         </w:rPr>
         <w:t xml:space="preserve">FIND THE ERROR</w:t>
@@ -2903,7 +2908,7 @@
           <w:rFonts w:ascii="Avenir Next" w:hAnsi="Avenir Next" w:cs="Avenir Next" w:eastAsia="Avenir Next"/>
           <w:i/>
           <w:color w:val="5A5F66"/>
-          <w:sz w:val="17"/>
+          <w:sz w:val="22"/>
           <w:szCs w:val="17"/>
         </w:rPr>
         <w:t xml:space="preserve">explain the mistake, then fix it</w:t>
@@ -2911,7 +2916,7 @@
     </w:p>
     <w:p>
       <w:pPr>
-        <w:spacing w:before="0" w:after="0" w:line="20" w:lineRule="exact"/>
+        <w:spacing w:before="0" w:after="0" w:line="50" w:lineRule="exact"/>
       </w:pPr>
     </w:p>
     <w:tbl>
@@ -2961,35 +2966,35 @@
                 <w:rFonts w:ascii="Avenir Next" w:hAnsi="Avenir Next" w:cs="Avenir Next" w:eastAsia="Avenir Next"/>
                 <w:b/>
                 <w:color w:val="1A1A1A"/>
+                <w:sz w:val="22"/>
+                <w:szCs w:val="20"/>
+              </w:rPr>
+              <w:t xml:space="preserve">9.</w:t>
+            </w:r>
+            <w:r>
+              <w:rPr>
+                <w:rFonts w:ascii="Avenir Next" w:hAnsi="Avenir Next" w:cs="Avenir Next" w:eastAsia="Avenir Next"/>
+                <w:color w:val="1A1A1A"/>
                 <w:sz w:val="20"/>
                 <w:szCs w:val="20"/>
               </w:rPr>
-              <w:t xml:space="preserve">9.</w:t>
-            </w:r>
-            <w:r>
-              <w:rPr>
-                <w:rFonts w:ascii="Avenir Next" w:hAnsi="Avenir Next" w:cs="Avenir Next" w:eastAsia="Avenir Next"/>
-                <w:color w:val="1A1A1A"/>
-                <w:sz w:val="20"/>
+              <w:tab/>
+            </w:r>
+            <w:r>
+              <w:rPr>
+                <w:rFonts w:ascii="Avenir Next" w:hAnsi="Avenir Next" w:cs="Avenir Next" w:eastAsia="Avenir Next"/>
+                <w:b/>
+                <w:color w:val="1A1A1A"/>
+                <w:sz w:val="22"/>
                 <w:szCs w:val="20"/>
               </w:rPr>
-              <w:tab/>
-            </w:r>
-            <w:r>
-              <w:rPr>
-                <w:rFonts w:ascii="Avenir Next" w:hAnsi="Avenir Next" w:cs="Avenir Next" w:eastAsia="Avenir Next"/>
-                <w:b/>
-                <w:color w:val="1A1A1A"/>
-                <w:sz w:val="20"/>
-                <w:szCs w:val="20"/>
-              </w:rPr>
               <w:t xml:space="preserve">Amina’s Work.  </w:t>
             </w:r>
             <w:r>
               <w:rPr>
                 <w:rFonts w:ascii="Avenir Next" w:hAnsi="Avenir Next" w:cs="Avenir Next" w:eastAsia="Avenir Next"/>
                 <w:color w:val="1A1A1A"/>
-                <w:sz w:val="20"/>
+                <w:sz w:val="22"/>
                 <w:szCs w:val="20"/>
               </w:rPr>
               <w:t xml:space="preserve">A trapezoid has bases 13 m and 23 m and a height of 8 m. Amina cut it into a rectangle and two triangles, then wrote: “Area = 13 × 8 = 104 m².” Explain the mistake and find the correct area.</w:t>
@@ -3035,7 +3040,7 @@
                 </w:tcPr>
                 <w:p>
                   <w:pPr>
-                    <w:spacing w:before="0" w:after="0" w:line="240" w:lineRule="auto"/>
+                    <w:spacing w:before="0" w:after="0" w:line="50" w:lineRule="exact"/>
                   </w:pPr>
                 </w:p>
               </w:tc>
@@ -3055,7 +3060,7 @@
                 </w:tcPr>
                 <w:p>
                   <w:pPr>
-                    <w:spacing w:before="0" w:after="0" w:line="240" w:lineRule="auto"/>
+                    <w:spacing w:before="0" w:after="0" w:line="50" w:lineRule="exact"/>
                   </w:pPr>
                 </w:p>
               </w:tc>
@@ -3075,7 +3080,7 @@
                 </w:tcPr>
                 <w:p>
                   <w:pPr>
-                    <w:spacing w:before="0" w:after="0" w:line="240" w:lineRule="auto"/>
+                    <w:spacing w:before="0" w:after="0" w:line="50" w:lineRule="exact"/>
                   </w:pPr>
                 </w:p>
               </w:tc>
@@ -3083,7 +3088,7 @@
           </w:tbl>
           <w:p>
             <w:pPr>
-              <w:spacing w:before="0" w:after="0" w:line="24" w:lineRule="auto"/>
+              <w:spacing w:before="0" w:after="0" w:line="50" w:lineRule="exact"/>
             </w:pPr>
           </w:p>
         </w:tc>
@@ -3091,11 +3096,12 @@
     </w:tbl>
     <w:p>
       <w:pPr>
-        <w:spacing w:before="0" w:after="0" w:line="20" w:lineRule="exact"/>
+        <w:spacing w:before="0" w:after="0" w:line="50" w:lineRule="exact"/>
       </w:pPr>
     </w:p>
     <w:p>
       <w:pPr>
+        <w:pStyle w:val="Heading2"/>
         <w:keepNext/>
         <w:pBdr>
           <w:bottom w:val="single" w:sz="8" w:space="3" w:color="003A70"/>
@@ -3111,7 +3117,7 @@
           <w:b/>
           <w:color w:val="003A70"/>
           <w:spacing w:val="14"/>
-          <w:sz w:val="19"/>
+          <w:sz w:val="22"/>
           <w:szCs w:val="19"/>
         </w:rPr>
         <w:t xml:space="preserve">TEST PRACTICE</w:t>
@@ -3130,7 +3136,7 @@
           <w:rFonts w:ascii="Avenir Next" w:hAnsi="Avenir Next" w:cs="Avenir Next" w:eastAsia="Avenir Next"/>
           <w:i/>
           <w:color w:val="5A5F66"/>
-          <w:sz w:val="17"/>
+          <w:sz w:val="22"/>
           <w:szCs w:val="17"/>
         </w:rPr>
         <w:t xml:space="preserve">choose the best answer</w:t>
@@ -3138,7 +3144,7 @@
     </w:p>
     <w:p>
       <w:pPr>
-        <w:spacing w:before="0" w:after="0" w:line="20" w:lineRule="exact"/>
+        <w:spacing w:before="0" w:after="0" w:line="50" w:lineRule="exact"/>
       </w:pPr>
     </w:p>
     <w:tbl>
@@ -3188,25 +3194,25 @@
                 <w:rFonts w:ascii="Avenir Next" w:hAnsi="Avenir Next" w:cs="Avenir Next" w:eastAsia="Avenir Next"/>
                 <w:b/>
                 <w:color w:val="1A1A1A"/>
+                <w:sz w:val="22"/>
+                <w:szCs w:val="20"/>
+              </w:rPr>
+              <w:t xml:space="preserve">10.</w:t>
+            </w:r>
+            <w:r>
+              <w:rPr>
+                <w:rFonts w:ascii="Avenir Next" w:hAnsi="Avenir Next" w:cs="Avenir Next" w:eastAsia="Avenir Next"/>
+                <w:color w:val="1A1A1A"/>
                 <w:sz w:val="20"/>
                 <w:szCs w:val="20"/>
               </w:rPr>
-              <w:t xml:space="preserve">10.</w:t>
-            </w:r>
-            <w:r>
-              <w:rPr>
-                <w:rFonts w:ascii="Avenir Next" w:hAnsi="Avenir Next" w:cs="Avenir Next" w:eastAsia="Avenir Next"/>
-                <w:color w:val="1A1A1A"/>
-                <w:sz w:val="20"/>
-                <w:szCs w:val="20"/>
-              </w:rPr>
               <w:tab/>
             </w:r>
             <w:r>
               <w:rPr>
                 <w:rFonts w:ascii="Avenir Next" w:hAnsi="Avenir Next" w:cs="Avenir Next" w:eastAsia="Avenir Next"/>
                 <w:color w:val="1A1A1A"/>
-                <w:sz w:val="20"/>
+                <w:sz w:val="22"/>
                 <w:szCs w:val="20"/>
               </w:rPr>
               <w:t xml:space="preserve">Every piece of a decomposed trapezoid has the same —</w:t>
@@ -3262,25 +3268,25 @@
                       <w:rFonts w:ascii="Avenir Next" w:hAnsi="Avenir Next" w:cs="Avenir Next" w:eastAsia="Avenir Next"/>
                       <w:b/>
                       <w:color w:val="003A70"/>
+                      <w:sz w:val="22"/>
+                      <w:szCs w:val="19"/>
+                    </w:rPr>
+                    <w:t xml:space="preserve">A</w:t>
+                  </w:r>
+                  <w:r>
+                    <w:rPr>
+                      <w:rFonts w:ascii="Avenir Next" w:hAnsi="Avenir Next" w:cs="Avenir Next" w:eastAsia="Avenir Next"/>
+                      <w:color w:val="1A1A1A"/>
                       <w:sz w:val="19"/>
                       <w:szCs w:val="19"/>
                     </w:rPr>
-                    <w:t xml:space="preserve">A</w:t>
-                  </w:r>
-                  <w:r>
-                    <w:rPr>
-                      <w:rFonts w:ascii="Avenir Next" w:hAnsi="Avenir Next" w:cs="Avenir Next" w:eastAsia="Avenir Next"/>
-                      <w:color w:val="1A1A1A"/>
-                      <w:sz w:val="19"/>
-                      <w:szCs w:val="19"/>
-                    </w:rPr>
                     <w:tab/>
                   </w:r>
                   <w:r>
                     <w:rPr>
                       <w:rFonts w:ascii="Avenir Next" w:hAnsi="Avenir Next" w:cs="Avenir Next" w:eastAsia="Avenir Next"/>
                       <w:color w:val="1A1A1A"/>
-                      <w:sz w:val="19"/>
+                      <w:sz w:val="22"/>
                       <w:szCs w:val="19"/>
                     </w:rPr>
                     <w:t xml:space="preserve">base</w:t>
@@ -3305,25 +3311,25 @@
                       <w:rFonts w:ascii="Avenir Next" w:hAnsi="Avenir Next" w:cs="Avenir Next" w:eastAsia="Avenir Next"/>
                       <w:b/>
                       <w:color w:val="003A70"/>
+                      <w:sz w:val="22"/>
+                      <w:szCs w:val="19"/>
+                    </w:rPr>
+                    <w:t xml:space="preserve">B</w:t>
+                  </w:r>
+                  <w:r>
+                    <w:rPr>
+                      <w:rFonts w:ascii="Avenir Next" w:hAnsi="Avenir Next" w:cs="Avenir Next" w:eastAsia="Avenir Next"/>
+                      <w:color w:val="1A1A1A"/>
                       <w:sz w:val="19"/>
                       <w:szCs w:val="19"/>
                     </w:rPr>
-                    <w:t xml:space="preserve">B</w:t>
-                  </w:r>
-                  <w:r>
-                    <w:rPr>
-                      <w:rFonts w:ascii="Avenir Next" w:hAnsi="Avenir Next" w:cs="Avenir Next" w:eastAsia="Avenir Next"/>
-                      <w:color w:val="1A1A1A"/>
-                      <w:sz w:val="19"/>
-                      <w:szCs w:val="19"/>
-                    </w:rPr>
                     <w:tab/>
                   </w:r>
                   <w:r>
                     <w:rPr>
                       <w:rFonts w:ascii="Avenir Next" w:hAnsi="Avenir Next" w:cs="Avenir Next" w:eastAsia="Avenir Next"/>
                       <w:color w:val="1A1A1A"/>
-                      <w:sz w:val="19"/>
+                      <w:sz w:val="22"/>
                       <w:szCs w:val="19"/>
                     </w:rPr>
                     <w:t xml:space="preserve">area</w:t>
@@ -3348,25 +3354,25 @@
                       <w:rFonts w:ascii="Avenir Next" w:hAnsi="Avenir Next" w:cs="Avenir Next" w:eastAsia="Avenir Next"/>
                       <w:b/>
                       <w:color w:val="003A70"/>
+                      <w:sz w:val="22"/>
+                      <w:szCs w:val="19"/>
+                    </w:rPr>
+                    <w:t xml:space="preserve">C</w:t>
+                  </w:r>
+                  <w:r>
+                    <w:rPr>
+                      <w:rFonts w:ascii="Avenir Next" w:hAnsi="Avenir Next" w:cs="Avenir Next" w:eastAsia="Avenir Next"/>
+                      <w:color w:val="1A1A1A"/>
                       <w:sz w:val="19"/>
                       <w:szCs w:val="19"/>
                     </w:rPr>
-                    <w:t xml:space="preserve">C</w:t>
-                  </w:r>
-                  <w:r>
-                    <w:rPr>
-                      <w:rFonts w:ascii="Avenir Next" w:hAnsi="Avenir Next" w:cs="Avenir Next" w:eastAsia="Avenir Next"/>
-                      <w:color w:val="1A1A1A"/>
-                      <w:sz w:val="19"/>
-                      <w:szCs w:val="19"/>
-                    </w:rPr>
                     <w:tab/>
                   </w:r>
                   <w:r>
                     <w:rPr>
                       <w:rFonts w:ascii="Avenir Next" w:hAnsi="Avenir Next" w:cs="Avenir Next" w:eastAsia="Avenir Next"/>
                       <w:color w:val="1A1A1A"/>
-                      <w:sz w:val="19"/>
+                      <w:sz w:val="22"/>
                       <w:szCs w:val="19"/>
                     </w:rPr>
                     <w:t xml:space="preserve">height</w:t>
@@ -3391,25 +3397,25 @@
                       <w:rFonts w:ascii="Avenir Next" w:hAnsi="Avenir Next" w:cs="Avenir Next" w:eastAsia="Avenir Next"/>
                       <w:b/>
                       <w:color w:val="003A70"/>
+                      <w:sz w:val="22"/>
+                      <w:szCs w:val="19"/>
+                    </w:rPr>
+                    <w:t xml:space="preserve">D</w:t>
+                  </w:r>
+                  <w:r>
+                    <w:rPr>
+                      <w:rFonts w:ascii="Avenir Next" w:hAnsi="Avenir Next" w:cs="Avenir Next" w:eastAsia="Avenir Next"/>
+                      <w:color w:val="1A1A1A"/>
                       <w:sz w:val="19"/>
                       <w:szCs w:val="19"/>
                     </w:rPr>
-                    <w:t xml:space="preserve">D</w:t>
-                  </w:r>
-                  <w:r>
-                    <w:rPr>
-                      <w:rFonts w:ascii="Avenir Next" w:hAnsi="Avenir Next" w:cs="Avenir Next" w:eastAsia="Avenir Next"/>
-                      <w:color w:val="1A1A1A"/>
-                      <w:sz w:val="19"/>
-                      <w:szCs w:val="19"/>
-                    </w:rPr>
                     <w:tab/>
                   </w:r>
                   <w:r>
                     <w:rPr>
                       <w:rFonts w:ascii="Avenir Next" w:hAnsi="Avenir Next" w:cs="Avenir Next" w:eastAsia="Avenir Next"/>
                       <w:color w:val="1A1A1A"/>
-                      <w:sz w:val="19"/>
+                      <w:sz w:val="22"/>
                       <w:szCs w:val="19"/>
                     </w:rPr>
                     <w:t xml:space="preserve">slanted side</w:t>
@@ -3420,7 +3426,7 @@
           </w:tbl>
           <w:p>
             <w:pPr>
-              <w:spacing w:before="0" w:after="0" w:line="24" w:lineRule="auto"/>
+              <w:spacing w:before="0" w:after="0" w:line="50" w:lineRule="exact"/>
             </w:pPr>
           </w:p>
         </w:tc>
@@ -3428,12 +3434,12 @@
     </w:tbl>
     <w:p>
       <w:pPr>
-        <w:spacing w:before="0" w:after="0" w:line="20" w:lineRule="exact"/>
+        <w:spacing w:before="0" w:after="0" w:line="50" w:lineRule="exact"/>
       </w:pPr>
     </w:p>
     <w:p>
       <w:pPr>
-        <w:spacing w:before="0" w:after="0" w:line="20" w:lineRule="exact"/>
+        <w:spacing w:before="0" w:after="0" w:line="50" w:lineRule="exact"/>
       </w:pPr>
     </w:p>
     <w:tbl>
@@ -3483,25 +3489,25 @@
                 <w:rFonts w:ascii="Avenir Next" w:hAnsi="Avenir Next" w:cs="Avenir Next" w:eastAsia="Avenir Next"/>
                 <w:b/>
                 <w:color w:val="1A1A1A"/>
+                <w:sz w:val="22"/>
+                <w:szCs w:val="20"/>
+              </w:rPr>
+              <w:t xml:space="preserve">11.</w:t>
+            </w:r>
+            <w:r>
+              <w:rPr>
+                <w:rFonts w:ascii="Avenir Next" w:hAnsi="Avenir Next" w:cs="Avenir Next" w:eastAsia="Avenir Next"/>
+                <w:color w:val="1A1A1A"/>
                 <w:sz w:val="20"/>
                 <w:szCs w:val="20"/>
               </w:rPr>
-              <w:t xml:space="preserve">11.</w:t>
-            </w:r>
-            <w:r>
-              <w:rPr>
-                <w:rFonts w:ascii="Avenir Next" w:hAnsi="Avenir Next" w:cs="Avenir Next" w:eastAsia="Avenir Next"/>
-                <w:color w:val="1A1A1A"/>
-                <w:sz w:val="20"/>
-                <w:szCs w:val="20"/>
-              </w:rPr>
               <w:tab/>
             </w:r>
             <w:r>
               <w:rPr>
                 <w:rFonts w:ascii="Avenir Next" w:hAnsi="Avenir Next" w:cs="Avenir Next" w:eastAsia="Avenir Next"/>
                 <w:color w:val="1A1A1A"/>
-                <w:sz w:val="20"/>
+                <w:sz w:val="22"/>
                 <w:szCs w:val="20"/>
               </w:rPr>
               <w:t xml:space="preserve">A rectangle 8 cm by 5 cm plus a triangle with area 12 cm² gives a total area of —</w:t>
@@ -3557,25 +3563,25 @@
                       <w:rFonts w:ascii="Avenir Next" w:hAnsi="Avenir Next" w:cs="Avenir Next" w:eastAsia="Avenir Next"/>
                       <w:b/>
                       <w:color w:val="003A70"/>
+                      <w:sz w:val="22"/>
+                      <w:szCs w:val="19"/>
+                    </w:rPr>
+                    <w:t xml:space="preserve">A</w:t>
+                  </w:r>
+                  <w:r>
+                    <w:rPr>
+                      <w:rFonts w:ascii="Avenir Next" w:hAnsi="Avenir Next" w:cs="Avenir Next" w:eastAsia="Avenir Next"/>
+                      <w:color w:val="1A1A1A"/>
                       <w:sz w:val="19"/>
                       <w:szCs w:val="19"/>
                     </w:rPr>
-                    <w:t xml:space="preserve">A</w:t>
-                  </w:r>
-                  <w:r>
-                    <w:rPr>
-                      <w:rFonts w:ascii="Avenir Next" w:hAnsi="Avenir Next" w:cs="Avenir Next" w:eastAsia="Avenir Next"/>
-                      <w:color w:val="1A1A1A"/>
-                      <w:sz w:val="19"/>
-                      <w:szCs w:val="19"/>
-                    </w:rPr>
                     <w:tab/>
                   </w:r>
                   <w:r>
                     <w:rPr>
                       <w:rFonts w:ascii="Avenir Next" w:hAnsi="Avenir Next" w:cs="Avenir Next" w:eastAsia="Avenir Next"/>
                       <w:color w:val="1A1A1A"/>
-                      <w:sz w:val="19"/>
+                      <w:sz w:val="22"/>
                       <w:szCs w:val="19"/>
                     </w:rPr>
                     <w:t xml:space="preserve">25 cm²</w:t>
@@ -3600,25 +3606,25 @@
                       <w:rFonts w:ascii="Avenir Next" w:hAnsi="Avenir Next" w:cs="Avenir Next" w:eastAsia="Avenir Next"/>
                       <w:b/>
                       <w:color w:val="003A70"/>
+                      <w:sz w:val="22"/>
+                      <w:szCs w:val="19"/>
+                    </w:rPr>
+                    <w:t xml:space="preserve">B</w:t>
+                  </w:r>
+                  <w:r>
+                    <w:rPr>
+                      <w:rFonts w:ascii="Avenir Next" w:hAnsi="Avenir Next" w:cs="Avenir Next" w:eastAsia="Avenir Next"/>
+                      <w:color w:val="1A1A1A"/>
                       <w:sz w:val="19"/>
                       <w:szCs w:val="19"/>
                     </w:rPr>
-                    <w:t xml:space="preserve">B</w:t>
-                  </w:r>
-                  <w:r>
-                    <w:rPr>
-                      <w:rFonts w:ascii="Avenir Next" w:hAnsi="Avenir Next" w:cs="Avenir Next" w:eastAsia="Avenir Next"/>
-                      <w:color w:val="1A1A1A"/>
-                      <w:sz w:val="19"/>
-                      <w:szCs w:val="19"/>
-                    </w:rPr>
                     <w:tab/>
                   </w:r>
                   <w:r>
                     <w:rPr>
                       <w:rFonts w:ascii="Avenir Next" w:hAnsi="Avenir Next" w:cs="Avenir Next" w:eastAsia="Avenir Next"/>
                       <w:color w:val="1A1A1A"/>
-                      <w:sz w:val="19"/>
+                      <w:sz w:val="22"/>
                       <w:szCs w:val="19"/>
                     </w:rPr>
                     <w:t xml:space="preserve">40 cm²</w:t>
@@ -3643,25 +3649,25 @@
                       <w:rFonts w:ascii="Avenir Next" w:hAnsi="Avenir Next" w:cs="Avenir Next" w:eastAsia="Avenir Next"/>
                       <w:b/>
                       <w:color w:val="003A70"/>
+                      <w:sz w:val="22"/>
+                      <w:szCs w:val="19"/>
+                    </w:rPr>
+                    <w:t xml:space="preserve">C</w:t>
+                  </w:r>
+                  <w:r>
+                    <w:rPr>
+                      <w:rFonts w:ascii="Avenir Next" w:hAnsi="Avenir Next" w:cs="Avenir Next" w:eastAsia="Avenir Next"/>
+                      <w:color w:val="1A1A1A"/>
                       <w:sz w:val="19"/>
                       <w:szCs w:val="19"/>
                     </w:rPr>
-                    <w:t xml:space="preserve">C</w:t>
-                  </w:r>
-                  <w:r>
-                    <w:rPr>
-                      <w:rFonts w:ascii="Avenir Next" w:hAnsi="Avenir Next" w:cs="Avenir Next" w:eastAsia="Avenir Next"/>
-                      <w:color w:val="1A1A1A"/>
-                      <w:sz w:val="19"/>
-                      <w:szCs w:val="19"/>
-                    </w:rPr>
                     <w:tab/>
                   </w:r>
                   <w:r>
                     <w:rPr>
                       <w:rFonts w:ascii="Avenir Next" w:hAnsi="Avenir Next" w:cs="Avenir Next" w:eastAsia="Avenir Next"/>
                       <w:color w:val="1A1A1A"/>
-                      <w:sz w:val="19"/>
+                      <w:sz w:val="22"/>
                       <w:szCs w:val="19"/>
                     </w:rPr>
                     <w:t xml:space="preserve">52 cm²</w:t>
@@ -3686,25 +3692,25 @@
                       <w:rFonts w:ascii="Avenir Next" w:hAnsi="Avenir Next" w:cs="Avenir Next" w:eastAsia="Avenir Next"/>
                       <w:b/>
                       <w:color w:val="003A70"/>
+                      <w:sz w:val="22"/>
+                      <w:szCs w:val="19"/>
+                    </w:rPr>
+                    <w:t xml:space="preserve">D</w:t>
+                  </w:r>
+                  <w:r>
+                    <w:rPr>
+                      <w:rFonts w:ascii="Avenir Next" w:hAnsi="Avenir Next" w:cs="Avenir Next" w:eastAsia="Avenir Next"/>
+                      <w:color w:val="1A1A1A"/>
                       <w:sz w:val="19"/>
                       <w:szCs w:val="19"/>
                     </w:rPr>
-                    <w:t xml:space="preserve">D</w:t>
-                  </w:r>
-                  <w:r>
-                    <w:rPr>
-                      <w:rFonts w:ascii="Avenir Next" w:hAnsi="Avenir Next" w:cs="Avenir Next" w:eastAsia="Avenir Next"/>
-                      <w:color w:val="1A1A1A"/>
-                      <w:sz w:val="19"/>
-                      <w:szCs w:val="19"/>
-                    </w:rPr>
                     <w:tab/>
                   </w:r>
                   <w:r>
                     <w:rPr>
                       <w:rFonts w:ascii="Avenir Next" w:hAnsi="Avenir Next" w:cs="Avenir Next" w:eastAsia="Avenir Next"/>
                       <w:color w:val="1A1A1A"/>
-                      <w:sz w:val="19"/>
+                      <w:sz w:val="22"/>
                       <w:szCs w:val="19"/>
                     </w:rPr>
                     <w:t xml:space="preserve">64 cm²</w:t>
@@ -3715,7 +3721,7 @@
           </w:tbl>
           <w:p>
             <w:pPr>
-              <w:spacing w:before="0" w:after="0" w:line="24" w:lineRule="auto"/>
+              <w:spacing w:before="0" w:after="0" w:line="50" w:lineRule="exact"/>
             </w:pPr>
           </w:p>
         </w:tc>
@@ -3723,11 +3729,12 @@
     </w:tbl>
     <w:p>
       <w:pPr>
-        <w:spacing w:before="0" w:after="0" w:line="20" w:lineRule="exact"/>
+        <w:spacing w:before="0" w:after="0" w:line="50" w:lineRule="exact"/>
       </w:pPr>
     </w:p>
     <w:p>
       <w:pPr>
+        <w:pStyle w:val="Heading2"/>
         <w:keepNext/>
         <w:pBdr>
           <w:bottom w:val="single" w:sz="8" w:space="3" w:color="003A70"/>
@@ -3743,7 +3750,7 @@
           <w:b/>
           <w:color w:val="003A70"/>
           <w:spacing w:val="14"/>
-          <w:sz w:val="19"/>
+          <w:sz w:val="22"/>
           <w:szCs w:val="19"/>
         </w:rPr>
         <w:t xml:space="preserve">SELF-CHECK CODE</w:t>
@@ -3762,7 +3769,7 @@
           <w:rFonts w:ascii="Avenir Next" w:hAnsi="Avenir Next" w:cs="Avenir Next" w:eastAsia="Avenir Next"/>
           <w:i/>
           <w:color w:val="5A5F66"/>
-          <w:sz w:val="17"/>
+          <w:sz w:val="22"/>
           <w:szCs w:val="17"/>
         </w:rPr>
         <w:t xml:space="preserve">find your answer · copy its letter into that problem’s box · spell a math word</w:t>
@@ -3821,7 +3828,7 @@
                 <w:rFonts w:ascii="Avenir Next" w:hAnsi="Avenir Next" w:cs="Avenir Next" w:eastAsia="Avenir Next"/>
                 <w:b/>
                 <w:color w:val="1A1A1A"/>
-                <w:sz w:val="18"/>
+                <w:sz w:val="22"/>
                 <w:szCs w:val="18"/>
               </w:rPr>
               <w:t xml:space="preserve">228</w:t>
@@ -3837,7 +3844,7 @@
                 <w:rFonts w:ascii="Avenir Next" w:hAnsi="Avenir Next" w:cs="Avenir Next" w:eastAsia="Avenir Next"/>
                 <w:b/>
                 <w:color w:val="003A70"/>
-                <w:sz w:val="18"/>
+                <w:sz w:val="22"/>
                 <w:szCs w:val="18"/>
               </w:rPr>
               <w:t xml:space="preserve">I</w:t>
@@ -3860,7 +3867,7 @@
                 <w:rFonts w:ascii="Avenir Next" w:hAnsi="Avenir Next" w:cs="Avenir Next" w:eastAsia="Avenir Next"/>
                 <w:b/>
                 <w:color w:val="1A1A1A"/>
-                <w:sz w:val="18"/>
+                <w:sz w:val="22"/>
                 <w:szCs w:val="18"/>
               </w:rPr>
               <w:t xml:space="preserve">168</w:t>
@@ -3876,7 +3883,7 @@
                 <w:rFonts w:ascii="Avenir Next" w:hAnsi="Avenir Next" w:cs="Avenir Next" w:eastAsia="Avenir Next"/>
                 <w:b/>
                 <w:color w:val="003A70"/>
-                <w:sz w:val="18"/>
+                <w:sz w:val="22"/>
                 <w:szCs w:val="18"/>
               </w:rPr>
               <w:t xml:space="preserve">T</w:t>
@@ -3899,7 +3906,7 @@
                 <w:rFonts w:ascii="Avenir Next" w:hAnsi="Avenir Next" w:cs="Avenir Next" w:eastAsia="Avenir Next"/>
                 <w:b/>
                 <w:color w:val="1A1A1A"/>
-                <w:sz w:val="18"/>
+                <w:sz w:val="22"/>
                 <w:szCs w:val="18"/>
               </w:rPr>
               <w:t xml:space="preserve">162</w:t>
@@ -3915,7 +3922,7 @@
                 <w:rFonts w:ascii="Avenir Next" w:hAnsi="Avenir Next" w:cs="Avenir Next" w:eastAsia="Avenir Next"/>
                 <w:b/>
                 <w:color w:val="003A70"/>
-                <w:sz w:val="18"/>
+                <w:sz w:val="22"/>
                 <w:szCs w:val="18"/>
               </w:rPr>
               <w:t xml:space="preserve">E</w:t>
@@ -3938,7 +3945,7 @@
                 <w:rFonts w:ascii="Avenir Next" w:hAnsi="Avenir Next" w:cs="Avenir Next" w:eastAsia="Avenir Next"/>
                 <w:b/>
                 <w:color w:val="1A1A1A"/>
-                <w:sz w:val="18"/>
+                <w:sz w:val="22"/>
                 <w:szCs w:val="18"/>
               </w:rPr>
               <w:t xml:space="preserve">144</w:t>
@@ -3954,7 +3961,7 @@
                 <w:rFonts w:ascii="Avenir Next" w:hAnsi="Avenir Next" w:cs="Avenir Next" w:eastAsia="Avenir Next"/>
                 <w:b/>
                 <w:color w:val="003A70"/>
-                <w:sz w:val="18"/>
+                <w:sz w:val="22"/>
                 <w:szCs w:val="18"/>
               </w:rPr>
               <w:t xml:space="preserve">S</w:t>
@@ -3977,7 +3984,7 @@
                 <w:rFonts w:ascii="Avenir Next" w:hAnsi="Avenir Next" w:cs="Avenir Next" w:eastAsia="Avenir Next"/>
                 <w:b/>
                 <w:color w:val="1A1A1A"/>
-                <w:sz w:val="18"/>
+                <w:sz w:val="22"/>
                 <w:szCs w:val="18"/>
               </w:rPr>
               <w:t xml:space="preserve">128</w:t>
@@ -3993,7 +4000,7 @@
                 <w:rFonts w:ascii="Avenir Next" w:hAnsi="Avenir Next" w:cs="Avenir Next" w:eastAsia="Avenir Next"/>
                 <w:b/>
                 <w:color w:val="003A70"/>
-                <w:sz w:val="18"/>
+                <w:sz w:val="22"/>
                 <w:szCs w:val="18"/>
               </w:rPr>
               <w:t xml:space="preserve">X</w:t>
@@ -4016,7 +4023,7 @@
                 <w:rFonts w:ascii="Avenir Next" w:hAnsi="Avenir Next" w:cs="Avenir Next" w:eastAsia="Avenir Next"/>
                 <w:b/>
                 <w:color w:val="1A1A1A"/>
-                <w:sz w:val="18"/>
+                <w:sz w:val="22"/>
                 <w:szCs w:val="18"/>
               </w:rPr>
               <w:t xml:space="preserve">720</w:t>
@@ -4032,7 +4039,7 @@
                 <w:rFonts w:ascii="Avenir Next" w:hAnsi="Avenir Next" w:cs="Avenir Next" w:eastAsia="Avenir Next"/>
                 <w:b/>
                 <w:color w:val="003A70"/>
-                <w:sz w:val="18"/>
+                <w:sz w:val="22"/>
                 <w:szCs w:val="18"/>
               </w:rPr>
               <w:t xml:space="preserve">N</w:t>
@@ -4055,7 +4062,7 @@
                 <w:rFonts w:ascii="Avenir Next" w:hAnsi="Avenir Next" w:cs="Avenir Next" w:eastAsia="Avenir Next"/>
                 <w:b/>
                 <w:color w:val="1A1A1A"/>
-                <w:sz w:val="18"/>
+                <w:sz w:val="22"/>
                 <w:szCs w:val="18"/>
               </w:rPr>
               <w:t xml:space="preserve">160</w:t>
@@ -4071,7 +4078,7 @@
                 <w:rFonts w:ascii="Avenir Next" w:hAnsi="Avenir Next" w:cs="Avenir Next" w:eastAsia="Avenir Next"/>
                 <w:b/>
                 <w:color w:val="003A70"/>
-                <w:sz w:val="18"/>
+                <w:sz w:val="22"/>
                 <w:szCs w:val="18"/>
               </w:rPr>
               <w:t xml:space="preserve">O</w:t>
@@ -4094,7 +4101,7 @@
                 <w:rFonts w:ascii="Avenir Next" w:hAnsi="Avenir Next" w:cs="Avenir Next" w:eastAsia="Avenir Next"/>
                 <w:b/>
                 <w:color w:val="1A1A1A"/>
-                <w:sz w:val="18"/>
+                <w:sz w:val="22"/>
                 <w:szCs w:val="18"/>
               </w:rPr>
               <w:t xml:space="preserve">120</w:t>
@@ -4110,7 +4117,7 @@
                 <w:rFonts w:ascii="Avenir Next" w:hAnsi="Avenir Next" w:cs="Avenir Next" w:eastAsia="Avenir Next"/>
                 <w:b/>
                 <w:color w:val="003A70"/>
-                <w:sz w:val="18"/>
+                <w:sz w:val="22"/>
                 <w:szCs w:val="18"/>
               </w:rPr>
               <w:t xml:space="preserve">Z</w:t>
@@ -4133,7 +4140,7 @@
                 <w:rFonts w:ascii="Avenir Next" w:hAnsi="Avenir Next" w:cs="Avenir Next" w:eastAsia="Avenir Next"/>
                 <w:b/>
                 <w:color w:val="1A1A1A"/>
-                <w:sz w:val="18"/>
+                <w:sz w:val="22"/>
                 <w:szCs w:val="18"/>
               </w:rPr>
               <w:t xml:space="preserve">88</w:t>
@@ -4149,7 +4156,7 @@
                 <w:rFonts w:ascii="Avenir Next" w:hAnsi="Avenir Next" w:cs="Avenir Next" w:eastAsia="Avenir Next"/>
                 <w:b/>
                 <w:color w:val="003A70"/>
-                <w:sz w:val="18"/>
+                <w:sz w:val="22"/>
                 <w:szCs w:val="18"/>
               </w:rPr>
               <w:t xml:space="preserve">C</w:t>
@@ -4172,7 +4179,7 @@
                 <w:rFonts w:ascii="Avenir Next" w:hAnsi="Avenir Next" w:cs="Avenir Next" w:eastAsia="Avenir Next"/>
                 <w:b/>
                 <w:color w:val="1A1A1A"/>
-                <w:sz w:val="18"/>
+                <w:sz w:val="22"/>
                 <w:szCs w:val="18"/>
               </w:rPr>
               <w:t xml:space="preserve">200</w:t>
@@ -4188,7 +4195,7 @@
                 <w:rFonts w:ascii="Avenir Next" w:hAnsi="Avenir Next" w:cs="Avenir Next" w:eastAsia="Avenir Next"/>
                 <w:b/>
                 <w:color w:val="003A70"/>
-                <w:sz w:val="18"/>
+                <w:sz w:val="22"/>
                 <w:szCs w:val="18"/>
               </w:rPr>
               <w:t xml:space="preserve">Q</w:t>
@@ -4199,7 +4206,7 @@
     </w:tbl>
     <w:p>
       <w:pPr>
-        <w:spacing w:before="0" w:after="0" w:line="60" w:lineRule="auto"/>
+        <w:spacing w:before="0" w:after="0" w:line="50" w:lineRule="exact"/>
       </w:pPr>
     </w:p>
     <w:tbl>
@@ -4388,7 +4395,7 @@
     </w:tbl>
     <w:p>
       <w:pPr>
-        <w:spacing w:before="0" w:after="0" w:line="40" w:lineRule="auto"/>
+        <w:spacing w:before="0" w:after="0" w:line="50" w:lineRule="exact"/>
       </w:pPr>
     </w:p>
     <w:tbl>
@@ -4430,6 +4437,7 @@
           </w:tcPr>
           <w:p>
             <w:pPr>
+              <w:pStyle w:val="Heading2"/>
               <w:spacing w:before="0" w:after="0" w:line="240" w:lineRule="auto"/>
             </w:pPr>
             <w:r>
@@ -4467,7 +4475,7 @@
               <w:rPr>
                 <w:rFonts w:ascii="Avenir Next" w:hAnsi="Avenir Next" w:cs="Avenir Next" w:eastAsia="Avenir Next"/>
                 <w:color w:val="1A1A1A"/>
-                <w:sz w:val="17"/>
+                <w:sz w:val="22"/>
                 <w:szCs w:val="17"/>
               </w:rPr>
               <w:t xml:space="preserve">  I can do this on my own</w:t>
@@ -4496,7 +4504,7 @@
               <w:rPr>
                 <w:rFonts w:ascii="Avenir Next" w:hAnsi="Avenir Next" w:cs="Avenir Next" w:eastAsia="Avenir Next"/>
                 <w:color w:val="1A1A1A"/>
-                <w:sz w:val="17"/>
+                <w:sz w:val="22"/>
                 <w:szCs w:val="17"/>
               </w:rPr>
               <w:t xml:space="preserve">  I need a little help</w:t>
@@ -4525,7 +4533,7 @@
               <w:rPr>
                 <w:rFonts w:ascii="Avenir Next" w:hAnsi="Avenir Next" w:cs="Avenir Next" w:eastAsia="Avenir Next"/>
                 <w:color w:val="1A1A1A"/>
-                <w:sz w:val="17"/>
+                <w:sz w:val="22"/>
                 <w:szCs w:val="17"/>
               </w:rPr>
               <w:t xml:space="preserve">  I have a question about #</w:t>
@@ -4546,7 +4554,7 @@
     </w:tbl>
     <w:p>
       <w:pPr>
-        <w:spacing w:before="0" w:after="0" w:line="20" w:lineRule="exact"/>
+        <w:spacing w:before="0" w:after="0" w:line="50" w:lineRule="exact"/>
       </w:pPr>
     </w:p>
     <w:sectPr>
@@ -4632,7 +4640,106 @@
               <w:sz w:val="15"/>
               <w:szCs w:val="15"/>
             </w:rPr>
-            <w:t xml:space="preserve">Lesson 5-3  ·  Session 1  ·  Practice Form B</w:t>
+            <w:t xml:space="preserve">5-3 · Page </w:t>
+          </w:r>
+          <w:r>
+            <w:rPr>
+              <w:rFonts w:ascii="Avenir Next" w:hAnsi="Avenir Next" w:cs="Avenir Next" w:eastAsia="Avenir Next"/>
+              <w:color w:val="5A5F66"/>
+              <w:sz w:val="15"/>
+              <w:szCs w:val="15"/>
+            </w:rPr>
+            <w:fldChar w:fldCharType="begin"/>
+          </w:r>
+          <w:r>
+            <w:rPr>
+              <w:rFonts w:ascii="Avenir Next" w:hAnsi="Avenir Next" w:cs="Avenir Next" w:eastAsia="Avenir Next"/>
+              <w:color w:val="5A5F66"/>
+              <w:sz w:val="15"/>
+              <w:szCs w:val="15"/>
+            </w:rPr>
+            <w:instrText xml:space="preserve"> PAGE </w:instrText>
+          </w:r>
+          <w:r>
+            <w:rPr>
+              <w:rFonts w:ascii="Avenir Next" w:hAnsi="Avenir Next" w:cs="Avenir Next" w:eastAsia="Avenir Next"/>
+              <w:color w:val="5A5F66"/>
+              <w:sz w:val="15"/>
+              <w:szCs w:val="15"/>
+            </w:rPr>
+            <w:fldChar w:fldCharType="separate"/>
+          </w:r>
+          <w:r>
+            <w:rPr>
+              <w:rFonts w:ascii="Avenir Next" w:hAnsi="Avenir Next" w:cs="Avenir Next" w:eastAsia="Avenir Next"/>
+              <w:color w:val="5A5F66"/>
+              <w:sz w:val="15"/>
+              <w:szCs w:val="15"/>
+            </w:rPr>
+            <w:t xml:space="preserve">1</w:t>
+          </w:r>
+          <w:r>
+            <w:rPr>
+              <w:rFonts w:ascii="Avenir Next" w:hAnsi="Avenir Next" w:cs="Avenir Next" w:eastAsia="Avenir Next"/>
+              <w:color w:val="5A5F66"/>
+              <w:sz w:val="15"/>
+              <w:szCs w:val="15"/>
+            </w:rPr>
+            <w:fldChar w:fldCharType="end"/>
+          </w:r>
+          <w:r>
+            <w:rPr>
+              <w:rFonts w:ascii="Avenir Next" w:hAnsi="Avenir Next" w:cs="Avenir Next" w:eastAsia="Avenir Next"/>
+              <w:color w:val="5A5F66"/>
+              <w:sz w:val="15"/>
+              <w:szCs w:val="15"/>
+            </w:rPr>
+            <w:t xml:space="preserve"> of </w:t>
+          </w:r>
+          <w:r>
+            <w:rPr>
+              <w:rFonts w:ascii="Avenir Next" w:hAnsi="Avenir Next" w:cs="Avenir Next" w:eastAsia="Avenir Next"/>
+              <w:color w:val="5A5F66"/>
+              <w:sz w:val="15"/>
+              <w:szCs w:val="15"/>
+            </w:rPr>
+            <w:fldChar w:fldCharType="begin"/>
+          </w:r>
+          <w:r>
+            <w:rPr>
+              <w:rFonts w:ascii="Avenir Next" w:hAnsi="Avenir Next" w:cs="Avenir Next" w:eastAsia="Avenir Next"/>
+              <w:color w:val="5A5F66"/>
+              <w:sz w:val="15"/>
+              <w:szCs w:val="15"/>
+            </w:rPr>
+            <w:instrText xml:space="preserve"> NUMPAGES </w:instrText>
+          </w:r>
+          <w:r>
+            <w:rPr>
+              <w:rFonts w:ascii="Avenir Next" w:hAnsi="Avenir Next" w:cs="Avenir Next" w:eastAsia="Avenir Next"/>
+              <w:color w:val="5A5F66"/>
+              <w:sz w:val="15"/>
+              <w:szCs w:val="15"/>
+            </w:rPr>
+            <w:fldChar w:fldCharType="separate"/>
+          </w:r>
+          <w:r>
+            <w:rPr>
+              <w:rFonts w:ascii="Avenir Next" w:hAnsi="Avenir Next" w:cs="Avenir Next" w:eastAsia="Avenir Next"/>
+              <w:color w:val="5A5F66"/>
+              <w:sz w:val="15"/>
+              <w:szCs w:val="15"/>
+            </w:rPr>
+            <w:t xml:space="preserve">1</w:t>
+          </w:r>
+          <w:r>
+            <w:rPr>
+              <w:rFonts w:ascii="Avenir Next" w:hAnsi="Avenir Next" w:cs="Avenir Next" w:eastAsia="Avenir Next"/>
+              <w:color w:val="5A5F66"/>
+              <w:sz w:val="15"/>
+              <w:szCs w:val="15"/>
+            </w:rPr>
+            <w:fldChar w:fldCharType="end"/>
           </w:r>
         </w:p>
       </w:tc>
@@ -4675,5 +4782,23 @@
       </w:tblCellMar>
     </w:tblPr>
   </w:style>
+  <w:style w:type="paragraph" w:styleId="Heading1">
+    <w:name w:val="heading 1"/>
+    <w:basedOn w:val="Normal"/>
+    <w:pPr>
+      <w:outlineLvl w:val="0"/>
+      <w:keepNext w:val="0"/>
+      <w:keepLines w:val="0"/>
+    </w:pPr>
+  </w:style>
+  <w:style w:type="paragraph" w:styleId="Heading2">
+    <w:name w:val="heading 2"/>
+    <w:basedOn w:val="Normal"/>
+    <w:pPr>
+      <w:outlineLvl w:val="1"/>
+      <w:keepNext w:val="0"/>
+      <w:keepLines w:val="0"/>
+    </w:pPr>
+  </w:style>
 </w:styles>
 </file>